--- a/internal_doc/05.测试设计/story/sequoia-S3/对象管理/Story-SequoiaDB兼容AmazonS3接口_分段上传测试设计.docx
+++ b/internal_doc/05.测试设计/story/sequoia-S3/对象管理/Story-SequoiaDB兼容AmazonS3接口_分段上传测试设计.docx
@@ -4009,19 +4009,8 @@
         </w:tc>
       </w:tr>
     </w:tbl>
+    <w:p/>
     <w:p>
-      <w:pPr>
-        <w:rPr>
-          <w:rFonts w:hint="eastAsia"/>
-        </w:rPr>
-      </w:pPr>
-    </w:p>
-    <w:p>
-      <w:pPr>
-        <w:rPr>
-          <w:rFonts w:hint="eastAsia"/>
-        </w:rPr>
-      </w:pPr>
       <w:r>
         <w:rPr>
           <w:rFonts w:hint="eastAsia"/>
@@ -4155,77 +4144,61 @@
         </w:tc>
       </w:tr>
     </w:tbl>
+    <w:p/>
     <w:p>
-      <w:pPr>
-        <w:rPr>
-          <w:rFonts w:hint="eastAsia"/>
-        </w:rPr>
-      </w:pPr>
+      <w:r>
+        <w:rPr>
+          <w:rFonts w:hint="eastAsia"/>
+        </w:rPr>
+        <w:t>样例：</w:t>
+      </w:r>
     </w:p>
     <w:p>
-      <w:pPr>
-        <w:rPr>
-          <w:rFonts w:hint="eastAsia"/>
-        </w:rPr>
-      </w:pPr>
-      <w:r>
-        <w:rPr>
-          <w:rFonts w:hint="eastAsia"/>
-        </w:rPr>
-        <w:t>样例：</w:t>
+      <w:r>
+        <w:t>InitiateMultipartUploadRequest</w:t>
+      </w:r>
+      <w:r>
+        <w:rPr>
+          <w:rFonts w:hint="eastAsia"/>
+        </w:rPr>
+        <w:t xml:space="preserve"> </w:t>
+      </w:r>
+      <w:r>
+        <w:t xml:space="preserve">initRequest = </w:t>
       </w:r>
     </w:p>
     <w:p>
-      <w:r>
-        <w:t>InitiateMultipartUploadRequest</w:t>
-      </w:r>
-      <w:r>
-        <w:rPr>
-          <w:rFonts w:hint="eastAsia"/>
-        </w:rPr>
-        <w:t xml:space="preserve"> </w:t>
-      </w:r>
-      <w:r>
-        <w:t xml:space="preserve">initRequest = </w:t>
+      <w:pPr>
+        <w:ind w:firstLineChars="600" w:firstLine="1260"/>
+      </w:pPr>
+      <w:r>
+        <w:t>new InitiateMultipartUploadRequest(bucketName, objectName);</w:t>
       </w:r>
     </w:p>
     <w:p>
-      <w:pPr>
-        <w:ind w:firstLineChars="600" w:firstLine="1260"/>
-      </w:pPr>
-      <w:r>
-        <w:t>new InitiateMultipartUploadRequest(bucketName, objectName);</w:t>
+      <w:r>
+        <w:t>ObjectMetadata metadata = new ObjectMetadata();</w:t>
       </w:r>
     </w:p>
     <w:p>
       <w:r>
-        <w:t>ObjectMetadata metadata = new ObjectMetadata();</w:t>
+        <w:t>initRequest.setObjectMetadata(metadata);</w:t>
       </w:r>
     </w:p>
     <w:p>
       <w:r>
-        <w:t>initRequest.setObjectMetadata(metadata);</w:t>
+        <w:t>InitiateMultipartUploadResult result =</w:t>
       </w:r>
     </w:p>
     <w:p>
-      <w:r>
-        <w:t>InitiateMultipartUploadResult result =</w:t>
+      <w:pPr>
+        <w:ind w:firstLineChars="600" w:firstLine="1260"/>
+      </w:pPr>
+      <w:r>
+        <w:t>amazonS3.initiateMultipartUpload(initRequest);</w:t>
       </w:r>
     </w:p>
     <w:p>
-      <w:pPr>
-        <w:ind w:firstLineChars="600" w:firstLine="1260"/>
-      </w:pPr>
-      <w:r>
-        <w:t>amazonS3.initiateMultipartUpload(initRequest);</w:t>
-      </w:r>
-    </w:p>
-    <w:p>
-      <w:pPr>
-        <w:rPr>
-          <w:rFonts w:hint="eastAsia"/>
-        </w:rPr>
-      </w:pPr>
       <w:r>
         <w:t xml:space="preserve">            String uploadId = result.getUploadId();</w:t>
       </w:r>
@@ -4344,11 +4317,6 @@
             </w:r>
           </w:p>
           <w:p>
-            <w:pPr>
-              <w:rPr>
-                <w:rFonts w:hint="eastAsia"/>
-              </w:rPr>
-            </w:pPr>
             <w:r>
               <w:rPr>
                 <w:rFonts w:hint="eastAsia"/>
@@ -4365,11 +4333,6 @@
             </w:r>
           </w:p>
           <w:p>
-            <w:pPr>
-              <w:rPr>
-                <w:rFonts w:hint="eastAsia"/>
-              </w:rPr>
-            </w:pPr>
             <w:r>
               <w:rPr>
                 <w:rFonts w:hint="eastAsia"/>
@@ -4522,11 +4485,6 @@
       </w:tr>
     </w:tbl>
     <w:p>
-      <w:pPr>
-        <w:rPr>
-          <w:rFonts w:hint="eastAsia"/>
-        </w:rPr>
-      </w:pPr>
       <w:r>
         <w:rPr>
           <w:rFonts w:hint="eastAsia"/>
@@ -4620,11 +4578,6 @@
       </w:r>
     </w:p>
     <w:p>
-      <w:pPr>
-        <w:rPr>
-          <w:rFonts w:hint="eastAsia"/>
-        </w:rPr>
-      </w:pPr>
       <w:r>
         <w:t>}</w:t>
       </w:r>
@@ -4795,11 +4748,6 @@
       </w:tr>
     </w:tbl>
     <w:p>
-      <w:pPr>
-        <w:rPr>
-          <w:rFonts w:hint="eastAsia"/>
-        </w:rPr>
-      </w:pPr>
       <w:r>
         <w:rPr>
           <w:rFonts w:hint="eastAsia"/>
@@ -4822,11 +4770,6 @@
       </w:r>
     </w:p>
     <w:p>
-      <w:pPr>
-        <w:rPr>
-          <w:rFonts w:hint="eastAsia"/>
-        </w:rPr>
-      </w:pPr>
       <w:r>
         <w:t>PartListing</w:t>
       </w:r>
@@ -4951,11 +4894,6 @@
             </w:r>
           </w:p>
           <w:p>
-            <w:pPr>
-              <w:rPr>
-                <w:rFonts w:hint="eastAsia"/>
-              </w:rPr>
-            </w:pPr>
             <w:r>
               <w:rPr>
                 <w:rFonts w:hint="eastAsia"/>
@@ -5112,11 +5050,6 @@
       </w:tr>
     </w:tbl>
     <w:p>
-      <w:pPr>
-        <w:rPr>
-          <w:rFonts w:hint="eastAsia"/>
-        </w:rPr>
-      </w:pPr>
       <w:r>
         <w:rPr>
           <w:rFonts w:hint="eastAsia"/>
@@ -5158,11 +5091,6 @@
       </w:r>
     </w:p>
     <w:p>
-      <w:pPr>
-        <w:rPr>
-          <w:rFonts w:hint="eastAsia"/>
-        </w:rPr>
-      </w:pPr>
       <w:r>
         <w:t>amazonS3.completeMultipartUpload(completeRequest);</w:t>
       </w:r>
@@ -5268,11 +5196,6 @@
             </w:r>
           </w:p>
           <w:p>
-            <w:pPr>
-              <w:rPr>
-                <w:rFonts w:hint="eastAsia"/>
-              </w:rPr>
-            </w:pPr>
             <w:r>
               <w:rPr>
                 <w:rFonts w:hint="eastAsia"/>
@@ -5424,11 +5347,6 @@
       </w:tr>
     </w:tbl>
     <w:p>
-      <w:pPr>
-        <w:rPr>
-          <w:rFonts w:hint="eastAsia"/>
-        </w:rPr>
-      </w:pPr>
       <w:r>
         <w:rPr>
           <w:rFonts w:hint="eastAsia"/>
@@ -5450,11 +5368,6 @@
       </w:r>
     </w:p>
     <w:p>
-      <w:pPr>
-        <w:rPr>
-          <w:rFonts w:hint="eastAsia"/>
-        </w:rPr>
-      </w:pPr>
       <w:r>
         <w:t>amazonS3.abortMultipartUpload(request);</w:t>
       </w:r>
@@ -5566,11 +5479,6 @@
             </w:r>
           </w:p>
           <w:p>
-            <w:pPr>
-              <w:rPr>
-                <w:rFonts w:hint="eastAsia"/>
-              </w:rPr>
-            </w:pPr>
             <w:r>
               <w:rPr>
                 <w:rFonts w:hint="eastAsia"/>
@@ -5579,21 +5487,11 @@
             </w:r>
           </w:p>
           <w:p>
-            <w:pPr>
-              <w:rPr>
-                <w:rFonts w:hint="eastAsia"/>
-              </w:rPr>
-            </w:pPr>
             <w:r>
               <w:t>ListMultipartUploadsRequest request</w:t>
             </w:r>
           </w:p>
           <w:p>
-            <w:pPr>
-              <w:rPr>
-                <w:rFonts w:hint="eastAsia"/>
-              </w:rPr>
-            </w:pPr>
             <w:r>
               <w:rPr>
                 <w:rFonts w:hint="eastAsia"/>
@@ -5649,11 +5547,6 @@
       </w:tr>
     </w:tbl>
     <w:p>
-      <w:pPr>
-        <w:rPr>
-          <w:rFonts w:hint="eastAsia"/>
-        </w:rPr>
-      </w:pPr>
       <w:r>
         <w:rPr>
           <w:rFonts w:hint="eastAsia"/>
@@ -5685,6 +5578,15 @@
     <w:p>
       <w:pPr>
         <w:pStyle w:val="Heading4"/>
+        <w:rPr>
+          <w:rFonts w:asciiTheme="minorHAnsi" w:eastAsiaTheme="minorEastAsia" w:hAnsiTheme="minorHAnsi" w:cstheme="minorBidi"/>
+          <w:b w:val="0"/>
+          <w:bCs w:val="0"/>
+          <w:sz w:val="21"/>
+          <w:szCs w:val="22"/>
+        </w:rPr>
+      </w:pPr>
+      <w:r>
         <w:rPr>
           <w:rFonts w:asciiTheme="minorHAnsi" w:eastAsiaTheme="minorEastAsia" w:hAnsiTheme="minorHAnsi" w:cstheme="minorBidi" w:hint="eastAsia"/>
           <w:b w:val="0"/>
@@ -5692,7 +5594,8 @@
           <w:sz w:val="21"/>
           <w:szCs w:val="22"/>
         </w:rPr>
-      </w:pPr>
+        <w:t>1</w:t>
+      </w:r>
       <w:r>
         <w:rPr>
           <w:rFonts w:asciiTheme="minorHAnsi" w:eastAsiaTheme="minorEastAsia" w:hAnsiTheme="minorHAnsi" w:cstheme="minorBidi" w:hint="eastAsia"/>
@@ -5701,7 +5604,7 @@
           <w:sz w:val="21"/>
           <w:szCs w:val="22"/>
         </w:rPr>
-        <w:t>1</w:t>
+        <w:t>、</w:t>
       </w:r>
       <w:r>
         <w:rPr>
@@ -5711,16 +5614,6 @@
           <w:sz w:val="21"/>
           <w:szCs w:val="22"/>
         </w:rPr>
-        <w:t>、</w:t>
-      </w:r>
-      <w:r>
-        <w:rPr>
-          <w:rFonts w:asciiTheme="minorHAnsi" w:eastAsiaTheme="minorEastAsia" w:hAnsiTheme="minorHAnsi" w:cstheme="minorBidi" w:hint="eastAsia"/>
-          <w:b w:val="0"/>
-          <w:bCs w:val="0"/>
-          <w:sz w:val="21"/>
-          <w:szCs w:val="22"/>
-        </w:rPr>
         <w:t>Initiate Multipart Upload</w:t>
       </w:r>
     </w:p>
@@ -5731,9 +5624,6 @@
           <w:tab w:val="left" w:pos="3740"/>
         </w:tabs>
         <w:ind w:left="360" w:firstLineChars="0" w:firstLine="0"/>
-        <w:rPr>
-          <w:rFonts w:hint="eastAsia"/>
-        </w:rPr>
       </w:pPr>
       <w:r>
         <w:rPr>
@@ -5743,11 +5633,6 @@
       </w:r>
     </w:p>
     <w:p>
-      <w:pPr>
-        <w:rPr>
-          <w:rFonts w:hint="eastAsia"/>
-        </w:rPr>
-      </w:pPr>
       <w:r>
         <w:rPr>
           <w:rFonts w:cstheme="minorHAnsi"/>
@@ -5850,11 +5735,6 @@
             <w:tcW w:w="4803" w:type="dxa"/>
           </w:tcPr>
           <w:p>
-            <w:pPr>
-              <w:rPr>
-                <w:rFonts w:hint="eastAsia"/>
-              </w:rPr>
-            </w:pPr>
             <w:r>
               <w:t xml:space="preserve">Speciﬁes what content encodings have been applied to the object and thus what decoding mechanisms must be applied to obtain the media-type referenced by the </w:t>
             </w:r>
@@ -5919,11 +5799,6 @@
             <w:tcW w:w="4803" w:type="dxa"/>
           </w:tcPr>
           <w:p>
-            <w:pPr>
-              <w:rPr>
-                <w:rFonts w:hint="eastAsia"/>
-              </w:rPr>
-            </w:pPr>
             <w:r>
               <w:t>The content type of the resource in case the request content in the body. Example: text/plain</w:t>
             </w:r>
@@ -6141,11 +6016,6 @@
             <w:tcW w:w="4803" w:type="dxa"/>
           </w:tcPr>
           <w:p>
-            <w:pPr>
-              <w:rPr>
-                <w:rFonts w:hint="eastAsia"/>
-              </w:rPr>
-            </w:pPr>
             <w:r>
               <w:t>Headers starting with this preﬁx are user-deﬁned metadata. Within the PUT request header, the user-deﬁned metadata is limited to 2 KB in size. User-deﬁned metadata is a set of keyvalue pairs. The size of user-deﬁned metadata is the sum of the number of bytes in the UTF-8 encoding of each key and value.</w:t>
             </w:r>
@@ -6192,13 +6062,7 @@
         </w:tc>
       </w:tr>
     </w:tbl>
-    <w:p>
-      <w:pPr>
-        <w:rPr>
-          <w:rFonts w:hint="eastAsia"/>
-        </w:rPr>
-      </w:pPr>
-    </w:p>
+    <w:p/>
     <w:p>
       <w:r>
         <w:rPr>
@@ -6348,11 +6212,6 @@
       </w:tr>
     </w:tbl>
     <w:p>
-      <w:pPr>
-        <w:rPr>
-          <w:rFonts w:hint="eastAsia"/>
-        </w:rPr>
-      </w:pPr>
       <w:r>
         <w:rPr>
           <w:rFonts w:hint="eastAsia"/>
@@ -6767,13 +6626,7 @@
         </w:tc>
       </w:tr>
     </w:tbl>
-    <w:p>
-      <w:pPr>
-        <w:rPr>
-          <w:rFonts w:hint="eastAsia"/>
-        </w:rPr>
-      </w:pPr>
-    </w:p>
+    <w:p/>
     <w:p>
       <w:r>
         <w:rPr>
@@ -6830,14 +6683,20 @@
       <w:pPr>
         <w:pStyle w:val="ListParagraph"/>
         <w:ind w:left="360" w:firstLineChars="0" w:firstLine="0"/>
-        <w:rPr>
-          <w:rFonts w:hint="eastAsia"/>
-        </w:rPr>
       </w:pPr>
     </w:p>
     <w:p>
       <w:pPr>
         <w:pStyle w:val="Heading4"/>
+        <w:rPr>
+          <w:rFonts w:asciiTheme="minorHAnsi" w:eastAsiaTheme="minorEastAsia" w:hAnsiTheme="minorHAnsi" w:cstheme="minorBidi"/>
+          <w:b w:val="0"/>
+          <w:bCs w:val="0"/>
+          <w:sz w:val="21"/>
+          <w:szCs w:val="22"/>
+        </w:rPr>
+      </w:pPr>
+      <w:r>
         <w:rPr>
           <w:rFonts w:asciiTheme="minorHAnsi" w:eastAsiaTheme="minorEastAsia" w:hAnsiTheme="minorHAnsi" w:cstheme="minorBidi" w:hint="eastAsia"/>
           <w:b w:val="0"/>
@@ -6845,7 +6704,9 @@
           <w:sz w:val="21"/>
           <w:szCs w:val="22"/>
         </w:rPr>
-      </w:pPr>
+        <w:lastRenderedPageBreak/>
+        <w:t>2</w:t>
+      </w:r>
       <w:r>
         <w:rPr>
           <w:rFonts w:asciiTheme="minorHAnsi" w:eastAsiaTheme="minorEastAsia" w:hAnsiTheme="minorHAnsi" w:cstheme="minorBidi" w:hint="eastAsia"/>
@@ -6854,8 +6715,7 @@
           <w:sz w:val="21"/>
           <w:szCs w:val="22"/>
         </w:rPr>
-        <w:lastRenderedPageBreak/>
-        <w:t>2</w:t>
+        <w:t>、</w:t>
       </w:r>
       <w:r>
         <w:rPr>
@@ -6865,16 +6725,6 @@
           <w:sz w:val="21"/>
           <w:szCs w:val="22"/>
         </w:rPr>
-        <w:t>、</w:t>
-      </w:r>
-      <w:r>
-        <w:rPr>
-          <w:rFonts w:asciiTheme="minorHAnsi" w:eastAsiaTheme="minorEastAsia" w:hAnsiTheme="minorHAnsi" w:cstheme="minorBidi" w:hint="eastAsia"/>
-          <w:b w:val="0"/>
-          <w:bCs w:val="0"/>
-          <w:sz w:val="21"/>
-          <w:szCs w:val="22"/>
-        </w:rPr>
         <w:t>UploadPart</w:t>
       </w:r>
     </w:p>
@@ -6882,9 +6732,6 @@
       <w:pPr>
         <w:pStyle w:val="ListParagraph"/>
         <w:ind w:left="360" w:firstLineChars="0" w:firstLine="0"/>
-        <w:rPr>
-          <w:rFonts w:hint="eastAsia"/>
-        </w:rPr>
       </w:pPr>
       <w:r>
         <w:rPr>
@@ -7572,19 +7419,8 @@
         </w:tc>
       </w:tr>
     </w:tbl>
+    <w:p/>
     <w:p>
-      <w:pPr>
-        <w:rPr>
-          <w:rFonts w:hint="eastAsia"/>
-        </w:rPr>
-      </w:pPr>
-    </w:p>
-    <w:p>
-      <w:pPr>
-        <w:rPr>
-          <w:rFonts w:hint="eastAsia"/>
-        </w:rPr>
-      </w:pPr>
       <w:r>
         <w:t xml:space="preserve">Response </w:t>
       </w:r>
@@ -7688,13 +7524,7 @@
         </w:tc>
       </w:tr>
     </w:tbl>
-    <w:p>
-      <w:pPr>
-        <w:rPr>
-          <w:rFonts w:hint="eastAsia"/>
-        </w:rPr>
-      </w:pPr>
-    </w:p>
+    <w:p/>
     <w:p>
       <w:r>
         <w:rPr>
@@ -7779,13 +7609,23 @@
       <w:pPr>
         <w:pStyle w:val="Heading4"/>
         <w:rPr>
+          <w:rFonts w:asciiTheme="minorHAnsi" w:eastAsiaTheme="minorEastAsia" w:hAnsiTheme="minorHAnsi" w:cstheme="minorBidi"/>
+          <w:b w:val="0"/>
+          <w:bCs w:val="0"/>
+          <w:sz w:val="21"/>
+          <w:szCs w:val="22"/>
+        </w:rPr>
+      </w:pPr>
+      <w:r>
+        <w:rPr>
           <w:rFonts w:asciiTheme="minorHAnsi" w:eastAsiaTheme="minorEastAsia" w:hAnsiTheme="minorHAnsi" w:cstheme="minorBidi" w:hint="eastAsia"/>
           <w:b w:val="0"/>
           <w:bCs w:val="0"/>
           <w:sz w:val="21"/>
           <w:szCs w:val="22"/>
         </w:rPr>
-      </w:pPr>
+        <w:t>3</w:t>
+      </w:r>
       <w:r>
         <w:rPr>
           <w:rFonts w:asciiTheme="minorHAnsi" w:eastAsiaTheme="minorEastAsia" w:hAnsiTheme="minorHAnsi" w:cstheme="minorBidi" w:hint="eastAsia"/>
@@ -7794,7 +7634,7 @@
           <w:sz w:val="21"/>
           <w:szCs w:val="22"/>
         </w:rPr>
-        <w:t>3</w:t>
+        <w:t>、</w:t>
       </w:r>
       <w:r>
         <w:rPr>
@@ -7804,25 +7644,10 @@
           <w:sz w:val="21"/>
           <w:szCs w:val="22"/>
         </w:rPr>
-        <w:t>、</w:t>
-      </w:r>
-      <w:r>
-        <w:rPr>
-          <w:rFonts w:asciiTheme="minorHAnsi" w:eastAsiaTheme="minorEastAsia" w:hAnsiTheme="minorHAnsi" w:cstheme="minorBidi" w:hint="eastAsia"/>
-          <w:b w:val="0"/>
-          <w:bCs w:val="0"/>
-          <w:sz w:val="21"/>
-          <w:szCs w:val="22"/>
-        </w:rPr>
         <w:t>List Parts</w:t>
       </w:r>
     </w:p>
     <w:p>
-      <w:pPr>
-        <w:rPr>
-          <w:rFonts w:hint="eastAsia"/>
-        </w:rPr>
-      </w:pPr>
       <w:r>
         <w:rPr>
           <w:rFonts w:hint="eastAsia"/>
@@ -7944,11 +7769,6 @@
             </w:r>
           </w:p>
           <w:p>
-            <w:pPr>
-              <w:rPr>
-                <w:rFonts w:hint="eastAsia"/>
-              </w:rPr>
-            </w:pPr>
             <w:r>
               <w:t xml:space="preserve">Default: None </w:t>
             </w:r>
@@ -8066,11 +7886,6 @@
             <w:tcW w:w="4803" w:type="dxa"/>
           </w:tcPr>
           <w:p>
-            <w:pPr>
-              <w:rPr>
-                <w:rFonts w:hint="eastAsia"/>
-              </w:rPr>
-            </w:pPr>
             <w:r>
               <w:t xml:space="preserve">Sets the maximum number of parts to return in the response body. </w:t>
             </w:r>
@@ -8507,11 +8322,6 @@
             <w:tcW w:w="5653" w:type="dxa"/>
           </w:tcPr>
           <w:p>
-            <w:pPr>
-              <w:rPr>
-                <w:rFonts w:hint="eastAsia"/>
-              </w:rPr>
-            </w:pPr>
             <w:r>
               <w:t xml:space="preserve">Part number after which listing begins. </w:t>
             </w:r>
@@ -8523,11 +8333,6 @@
             </w:r>
           </w:p>
           <w:p>
-            <w:pPr>
-              <w:rPr>
-                <w:rFonts w:hint="eastAsia"/>
-              </w:rPr>
-            </w:pPr>
             <w:r>
               <w:t xml:space="preserve">Type: Integer </w:t>
             </w:r>
@@ -8578,11 +8383,6 @@
             </w:r>
           </w:p>
           <w:p>
-            <w:pPr>
-              <w:rPr>
-                <w:rFonts w:hint="eastAsia"/>
-              </w:rPr>
-            </w:pPr>
             <w:r>
               <w:lastRenderedPageBreak/>
               <w:t xml:space="preserve">Type: Integer </w:t>
@@ -8612,11 +8412,6 @@
             <w:tcW w:w="5653" w:type="dxa"/>
           </w:tcPr>
           <w:p>
-            <w:pPr>
-              <w:rPr>
-                <w:rFonts w:hint="eastAsia"/>
-              </w:rPr>
-            </w:pPr>
             <w:r>
               <w:t>Maximum number of parts that were allowed in the response.</w:t>
             </w:r>
@@ -8628,11 +8423,6 @@
             </w:r>
           </w:p>
           <w:p>
-            <w:pPr>
-              <w:rPr>
-                <w:rFonts w:hint="eastAsia"/>
-              </w:rPr>
-            </w:pPr>
             <w:r>
               <w:t xml:space="preserve"> Type: Integer </w:t>
             </w:r>
@@ -8660,11 +8450,6 @@
             <w:tcW w:w="5653" w:type="dxa"/>
           </w:tcPr>
           <w:p>
-            <w:pPr>
-              <w:rPr>
-                <w:rFonts w:hint="eastAsia"/>
-              </w:rPr>
-            </w:pPr>
             <w:r>
               <w:t xml:space="preserve">Container for elements related to a particular part. A response can contain zero or more Part elements. </w:t>
             </w:r>
@@ -8688,21 +8473,11 @@
             </w:r>
           </w:p>
           <w:p>
-            <w:pPr>
-              <w:rPr>
-                <w:rFonts w:hint="eastAsia"/>
-              </w:rPr>
-            </w:pPr>
             <w:r>
               <w:t xml:space="preserve">Children: PartNumber, LastModified, ETag, Size </w:t>
             </w:r>
           </w:p>
           <w:p>
-            <w:pPr>
-              <w:rPr>
-                <w:rFonts w:hint="eastAsia"/>
-              </w:rPr>
-            </w:pPr>
             <w:r>
               <w:t xml:space="preserve">Type: String </w:t>
             </w:r>
@@ -9608,13 +9383,23 @@
       <w:pPr>
         <w:pStyle w:val="Heading4"/>
         <w:rPr>
+          <w:rFonts w:asciiTheme="minorHAnsi" w:eastAsiaTheme="minorEastAsia" w:hAnsiTheme="minorHAnsi" w:cstheme="minorBidi"/>
+          <w:b w:val="0"/>
+          <w:bCs w:val="0"/>
+          <w:sz w:val="21"/>
+          <w:szCs w:val="22"/>
+        </w:rPr>
+      </w:pPr>
+      <w:r>
+        <w:rPr>
           <w:rFonts w:asciiTheme="minorHAnsi" w:eastAsiaTheme="minorEastAsia" w:hAnsiTheme="minorHAnsi" w:cstheme="minorBidi" w:hint="eastAsia"/>
           <w:b w:val="0"/>
           <w:bCs w:val="0"/>
           <w:sz w:val="21"/>
           <w:szCs w:val="22"/>
         </w:rPr>
-      </w:pPr>
+        <w:t>4</w:t>
+      </w:r>
       <w:r>
         <w:rPr>
           <w:rFonts w:asciiTheme="minorHAnsi" w:eastAsiaTheme="minorEastAsia" w:hAnsiTheme="minorHAnsi" w:cstheme="minorBidi" w:hint="eastAsia"/>
@@ -9623,7 +9408,7 @@
           <w:sz w:val="21"/>
           <w:szCs w:val="22"/>
         </w:rPr>
-        <w:t>4</w:t>
+        <w:t>、</w:t>
       </w:r>
       <w:r>
         <w:rPr>
@@ -9633,25 +9418,10 @@
           <w:sz w:val="21"/>
           <w:szCs w:val="22"/>
         </w:rPr>
-        <w:t>、</w:t>
-      </w:r>
-      <w:r>
-        <w:rPr>
-          <w:rFonts w:asciiTheme="minorHAnsi" w:eastAsiaTheme="minorEastAsia" w:hAnsiTheme="minorHAnsi" w:cstheme="minorBidi" w:hint="eastAsia"/>
-          <w:b w:val="0"/>
-          <w:bCs w:val="0"/>
-          <w:sz w:val="21"/>
-          <w:szCs w:val="22"/>
-        </w:rPr>
         <w:t>Complete Multipart Upload</w:t>
       </w:r>
     </w:p>
     <w:p>
-      <w:pPr>
-        <w:rPr>
-          <w:rFonts w:hint="eastAsia"/>
-        </w:rPr>
-      </w:pPr>
       <w:r>
         <w:rPr>
           <w:rFonts w:hint="eastAsia"/>
@@ -9660,11 +9430,6 @@
       </w:r>
     </w:p>
     <w:p>
-      <w:pPr>
-        <w:rPr>
-          <w:rFonts w:hint="eastAsia"/>
-        </w:rPr>
-      </w:pPr>
       <w:r>
         <w:t xml:space="preserve">Request </w:t>
       </w:r>
@@ -9758,11 +9523,6 @@
             <w:tcW w:w="4819" w:type="dxa"/>
           </w:tcPr>
           <w:p>
-            <w:pPr>
-              <w:rPr>
-                <w:rFonts w:hint="eastAsia"/>
-              </w:rPr>
-            </w:pPr>
             <w:r>
               <w:t xml:space="preserve">Container for the request. </w:t>
             </w:r>
@@ -9816,11 +9576,6 @@
             <w:tcW w:w="4819" w:type="dxa"/>
           </w:tcPr>
           <w:p>
-            <w:pPr>
-              <w:rPr>
-                <w:rFonts w:hint="eastAsia"/>
-              </w:rPr>
-            </w:pPr>
             <w:r>
               <w:t xml:space="preserve">Container for elements related to a particular previously uploaded part. </w:t>
             </w:r>
@@ -9832,21 +9587,11 @@
             </w:r>
           </w:p>
           <w:p>
-            <w:pPr>
-              <w:rPr>
-                <w:rFonts w:hint="eastAsia"/>
-              </w:rPr>
-            </w:pPr>
             <w:r>
               <w:t xml:space="preserve">Ancestor: CompleteMultipartUpload </w:t>
             </w:r>
           </w:p>
           <w:p>
-            <w:pPr>
-              <w:rPr>
-                <w:rFonts w:hint="eastAsia"/>
-              </w:rPr>
-            </w:pPr>
             <w:r>
               <w:t xml:space="preserve">Type: Container </w:t>
             </w:r>
@@ -9895,11 +9640,6 @@
             <w:tcW w:w="4819" w:type="dxa"/>
           </w:tcPr>
           <w:p>
-            <w:pPr>
-              <w:rPr>
-                <w:rFonts w:hint="eastAsia"/>
-              </w:rPr>
-            </w:pPr>
             <w:r>
               <w:t xml:space="preserve">Part number that identiﬁes the part. </w:t>
             </w:r>
@@ -9911,11 +9651,6 @@
             </w:r>
           </w:p>
           <w:p>
-            <w:pPr>
-              <w:rPr>
-                <w:rFonts w:hint="eastAsia"/>
-              </w:rPr>
-            </w:pPr>
             <w:r>
               <w:t xml:space="preserve">Ancestor: Part </w:t>
             </w:r>
@@ -9959,11 +9694,6 @@
             <w:tcW w:w="4819" w:type="dxa"/>
           </w:tcPr>
           <w:p>
-            <w:pPr>
-              <w:rPr>
-                <w:rFonts w:hint="eastAsia"/>
-              </w:rPr>
-            </w:pPr>
             <w:r>
               <w:t xml:space="preserve">Entity tag returned when the part was uploaded. Ancestor: Part </w:t>
             </w:r>
@@ -9989,13 +9719,7 @@
         </w:tc>
       </w:tr>
     </w:tbl>
-    <w:p>
-      <w:pPr>
-        <w:rPr>
-          <w:rFonts w:hint="eastAsia"/>
-        </w:rPr>
-      </w:pPr>
-    </w:p>
+    <w:p/>
     <w:p>
       <w:r>
         <w:rPr>
@@ -10182,38 +9906,38 @@
           <w:p>
             <w:pPr>
               <w:rPr>
+                <w:rFonts w:cstheme="minorHAnsi"/>
+              </w:rPr>
+            </w:pPr>
+            <w:r>
+              <w:rPr>
+                <w:rFonts w:cstheme="minorHAnsi"/>
+              </w:rPr>
+              <w:t xml:space="preserve">The URI that identiﬁes the newly created object. </w:t>
+            </w:r>
+            <w:r>
+              <w:rPr>
                 <w:rFonts w:cstheme="minorHAnsi" w:hint="eastAsia"/>
               </w:rPr>
-            </w:pPr>
-            <w:r>
+              <w:t>标识新创建的对象的</w:t>
+            </w:r>
+            <w:r>
+              <w:rPr>
+                <w:rFonts w:cstheme="minorHAnsi" w:hint="eastAsia"/>
+              </w:rPr>
+              <w:t>URL</w:t>
+            </w:r>
+            <w:r>
+              <w:rPr>
+                <w:rFonts w:cstheme="minorHAnsi" w:hint="eastAsia"/>
+              </w:rPr>
+              <w:t>。</w:t>
+            </w:r>
+          </w:p>
+          <w:p>
+            <w:pPr>
               <w:rPr>
                 <w:rFonts w:cstheme="minorHAnsi"/>
-              </w:rPr>
-              <w:t xml:space="preserve">The URI that identiﬁes the newly created object. </w:t>
-            </w:r>
-            <w:r>
-              <w:rPr>
-                <w:rFonts w:cstheme="minorHAnsi" w:hint="eastAsia"/>
-              </w:rPr>
-              <w:t>标识新创建的对象的</w:t>
-            </w:r>
-            <w:r>
-              <w:rPr>
-                <w:rFonts w:cstheme="minorHAnsi" w:hint="eastAsia"/>
-              </w:rPr>
-              <w:t>URL</w:t>
-            </w:r>
-            <w:r>
-              <w:rPr>
-                <w:rFonts w:cstheme="minorHAnsi" w:hint="eastAsia"/>
-              </w:rPr>
-              <w:t>。</w:t>
-            </w:r>
-          </w:p>
-          <w:p>
-            <w:pPr>
-              <w:rPr>
-                <w:rFonts w:cstheme="minorHAnsi" w:hint="eastAsia"/>
               </w:rPr>
             </w:pPr>
             <w:r>
@@ -10480,13 +10204,7 @@
         </w:tc>
       </w:tr>
     </w:tbl>
-    <w:p>
-      <w:pPr>
-        <w:rPr>
-          <w:rFonts w:hint="eastAsia"/>
-        </w:rPr>
-      </w:pPr>
-    </w:p>
+    <w:p/>
     <w:p>
       <w:pPr>
         <w:rPr>
@@ -10831,13 +10549,23 @@
       <w:pPr>
         <w:pStyle w:val="Heading4"/>
         <w:rPr>
+          <w:rFonts w:asciiTheme="minorHAnsi" w:eastAsiaTheme="minorEastAsia" w:hAnsiTheme="minorHAnsi" w:cstheme="minorBidi"/>
+          <w:b w:val="0"/>
+          <w:bCs w:val="0"/>
+          <w:sz w:val="21"/>
+          <w:szCs w:val="22"/>
+        </w:rPr>
+      </w:pPr>
+      <w:r>
+        <w:rPr>
           <w:rFonts w:asciiTheme="minorHAnsi" w:eastAsiaTheme="minorEastAsia" w:hAnsiTheme="minorHAnsi" w:cstheme="minorBidi" w:hint="eastAsia"/>
           <w:b w:val="0"/>
           <w:bCs w:val="0"/>
           <w:sz w:val="21"/>
           <w:szCs w:val="22"/>
         </w:rPr>
-      </w:pPr>
+        <w:t>5</w:t>
+      </w:r>
       <w:r>
         <w:rPr>
           <w:rFonts w:asciiTheme="minorHAnsi" w:eastAsiaTheme="minorEastAsia" w:hAnsiTheme="minorHAnsi" w:cstheme="minorBidi" w:hint="eastAsia"/>
@@ -10846,7 +10574,7 @@
           <w:sz w:val="21"/>
           <w:szCs w:val="22"/>
         </w:rPr>
-        <w:t>5</w:t>
+        <w:t>、</w:t>
       </w:r>
       <w:r>
         <w:rPr>
@@ -10856,25 +10584,10 @@
           <w:sz w:val="21"/>
           <w:szCs w:val="22"/>
         </w:rPr>
-        <w:t>、</w:t>
-      </w:r>
-      <w:r>
-        <w:rPr>
-          <w:rFonts w:asciiTheme="minorHAnsi" w:eastAsiaTheme="minorEastAsia" w:hAnsiTheme="minorHAnsi" w:cstheme="minorBidi" w:hint="eastAsia"/>
-          <w:b w:val="0"/>
-          <w:bCs w:val="0"/>
-          <w:sz w:val="21"/>
-          <w:szCs w:val="22"/>
-        </w:rPr>
         <w:t>Abort Multipart Upload</w:t>
       </w:r>
     </w:p>
     <w:p>
-      <w:pPr>
-        <w:rPr>
-          <w:rFonts w:hint="eastAsia"/>
-        </w:rPr>
-      </w:pPr>
       <w:r>
         <w:rPr>
           <w:rFonts w:hint="eastAsia"/>
@@ -11180,16 +10893,19 @@
         </w:tc>
       </w:tr>
     </w:tbl>
+    <w:p/>
     <w:p>
       <w:pPr>
-        <w:rPr>
-          <w:rFonts w:hint="eastAsia"/>
-        </w:rPr>
-      </w:pPr>
-    </w:p>
-    <w:p>
-      <w:pPr>
         <w:pStyle w:val="Heading4"/>
+        <w:rPr>
+          <w:rFonts w:asciiTheme="minorHAnsi" w:eastAsiaTheme="minorEastAsia" w:hAnsiTheme="minorHAnsi" w:cstheme="minorBidi"/>
+          <w:b w:val="0"/>
+          <w:bCs w:val="0"/>
+          <w:sz w:val="21"/>
+          <w:szCs w:val="22"/>
+        </w:rPr>
+      </w:pPr>
+      <w:r>
         <w:rPr>
           <w:rFonts w:asciiTheme="minorHAnsi" w:eastAsiaTheme="minorEastAsia" w:hAnsiTheme="minorHAnsi" w:cstheme="minorBidi" w:hint="eastAsia"/>
           <w:b w:val="0"/>
@@ -11197,7 +10913,8 @@
           <w:sz w:val="21"/>
           <w:szCs w:val="22"/>
         </w:rPr>
-      </w:pPr>
+        <w:t>6</w:t>
+      </w:r>
       <w:r>
         <w:rPr>
           <w:rFonts w:asciiTheme="minorHAnsi" w:eastAsiaTheme="minorEastAsia" w:hAnsiTheme="minorHAnsi" w:cstheme="minorBidi" w:hint="eastAsia"/>
@@ -11206,7 +10923,7 @@
           <w:sz w:val="21"/>
           <w:szCs w:val="22"/>
         </w:rPr>
-        <w:t>6</w:t>
+        <w:t>、</w:t>
       </w:r>
       <w:r>
         <w:rPr>
@@ -11216,25 +10933,10 @@
           <w:sz w:val="21"/>
           <w:szCs w:val="22"/>
         </w:rPr>
-        <w:t>、</w:t>
-      </w:r>
-      <w:r>
-        <w:rPr>
-          <w:rFonts w:asciiTheme="minorHAnsi" w:eastAsiaTheme="minorEastAsia" w:hAnsiTheme="minorHAnsi" w:cstheme="minorBidi" w:hint="eastAsia"/>
-          <w:b w:val="0"/>
-          <w:bCs w:val="0"/>
-          <w:sz w:val="21"/>
-          <w:szCs w:val="22"/>
-        </w:rPr>
         <w:t>List Multipart Uploads</w:t>
       </w:r>
     </w:p>
     <w:p>
-      <w:pPr>
-        <w:rPr>
-          <w:rFonts w:hint="eastAsia"/>
-        </w:rPr>
-      </w:pPr>
       <w:r>
         <w:rPr>
           <w:rFonts w:hint="eastAsia"/>
@@ -11446,11 +11148,6 @@
             <w:tcW w:w="4819" w:type="dxa"/>
           </w:tcPr>
           <w:p>
-            <w:pPr>
-              <w:rPr>
-                <w:rFonts w:hint="eastAsia"/>
-              </w:rPr>
-            </w:pPr>
             <w:r>
               <w:t xml:space="preserve">Part number that identiﬁes the part. </w:t>
             </w:r>
@@ -11486,11 +11183,6 @@
             </w:r>
           </w:p>
           <w:p>
-            <w:pPr>
-              <w:rPr>
-                <w:rFonts w:hint="eastAsia"/>
-              </w:rPr>
-            </w:pPr>
             <w:r>
               <w:t xml:space="preserve">Ancestor: Part </w:t>
             </w:r>
@@ -12464,20 +12156,8 @@
         </w:tc>
       </w:tr>
     </w:tbl>
-    <w:p>
-      <w:pPr>
-        <w:rPr>
-          <w:rFonts w:hint="eastAsia"/>
-        </w:rPr>
-      </w:pPr>
-    </w:p>
-    <w:p>
-      <w:pPr>
-        <w:rPr>
-          <w:rFonts w:hint="eastAsia"/>
-        </w:rPr>
-      </w:pPr>
-    </w:p>
+    <w:p/>
+    <w:p/>
     <w:p>
       <w:pPr>
         <w:rPr>
@@ -12892,9 +12572,6 @@
           <w:numId w:val="4"/>
         </w:numPr>
         <w:ind w:firstLineChars="0"/>
-        <w:rPr>
-          <w:rFonts w:hint="eastAsia"/>
-        </w:rPr>
       </w:pPr>
       <w:r>
         <w:rPr>
@@ -12911,9 +12588,6 @@
           <w:numId w:val="4"/>
         </w:numPr>
         <w:ind w:firstLineChars="0"/>
-        <w:rPr>
-          <w:rFonts w:hint="eastAsia"/>
-        </w:rPr>
       </w:pPr>
       <w:r>
         <w:rPr>
@@ -13131,7 +12805,7 @@
     <w:p>
       <w:pPr>
         <w:rPr>
-          <w:rFonts w:ascii="Arial" w:hAnsi="Arial" w:cs="Arial" w:hint="eastAsia"/>
+          <w:rFonts w:ascii="Arial" w:hAnsi="Arial" w:cs="Arial"/>
         </w:rPr>
       </w:pPr>
       <w:r>
@@ -13198,6 +12872,9 @@
     </w:p>
     <w:p>
       <w:r>
+        <w:rPr>
+          <w:noProof/>
+        </w:rPr>
         <w:lastRenderedPageBreak/>
         <w:drawing>
           <wp:inline distT="0" distB="0" distL="0" distR="0">
@@ -13220,7 +12897,7 @@
                     <a:blip r:embed="rId12">
                       <a:extLst>
                         <a:ext uri="{28A0092B-C50C-407E-A947-70E740481C1C}">
-                          <a14:useLocalDpi xmlns:a14="http://schemas.microsoft.com/office/drawing/2010/main" xmlns:wps="http://schemas.microsoft.com/office/word/2010/wordprocessingShape" xmlns:wpi="http://schemas.microsoft.com/office/word/2010/wordprocessingInk" xmlns:wpg="http://schemas.microsoft.com/office/word/2010/wordprocessingGroup" xmlns:w16se="http://schemas.microsoft.com/office/word/2015/wordml/symex" xmlns:w15="http://schemas.microsoft.com/office/word/2012/wordml" xmlns:w14="http://schemas.microsoft.com/office/word/2010/wordml" xmlns:w="http://schemas.openxmlformats.org/wordprocessingml/2006/main" xmlns:w10="urn:schemas-microsoft-com:office:word" xmlns:wp14="http://schemas.microsoft.com/office/word/2010/wordprocessingDrawing" xmlns:v="urn:schemas-microsoft-com:vml" xmlns:o="urn:schemas-microsoft-com:office:office" xmlns:mc="http://schemas.openxmlformats.org/markup-compatibility/2006" xmlns:cx="http://schemas.microsoft.com/office/drawing/2014/chartex" xmlns:wpc="http://schemas.microsoft.com/office/word/2010/wordprocessingCanvas" xmlns="" val="0"/>
+                          <a14:useLocalDpi xmlns="" xmlns:wpc="http://schemas.microsoft.com/office/word/2010/wordprocessingCanvas" xmlns:cx="http://schemas.microsoft.com/office/drawing/2014/chartex" xmlns:mc="http://schemas.openxmlformats.org/markup-compatibility/2006" xmlns:o="urn:schemas-microsoft-com:office:office" xmlns:v="urn:schemas-microsoft-com:vml" xmlns:wp14="http://schemas.microsoft.com/office/word/2010/wordprocessingDrawing" xmlns:w10="urn:schemas-microsoft-com:office:word" xmlns:w="http://schemas.openxmlformats.org/wordprocessingml/2006/main" xmlns:w14="http://schemas.microsoft.com/office/word/2010/wordml" xmlns:w15="http://schemas.microsoft.com/office/word/2012/wordml" xmlns:w16se="http://schemas.microsoft.com/office/word/2015/wordml/symex" xmlns:wpg="http://schemas.microsoft.com/office/word/2010/wordprocessingGroup" xmlns:wpi="http://schemas.microsoft.com/office/word/2010/wordprocessingInk" xmlns:wps="http://schemas.microsoft.com/office/word/2010/wordprocessingShape" xmlns:a14="http://schemas.microsoft.com/office/drawing/2010/main" val="0"/>
                         </a:ext>
                       </a:extLst>
                     </a:blip>
@@ -13346,9 +13023,6 @@
     <w:p>
       <w:pPr>
         <w:ind w:firstLine="420"/>
-        <w:rPr>
-          <w:rFonts w:hint="eastAsia"/>
-        </w:rPr>
       </w:pPr>
       <w:r>
         <w:rPr>
@@ -13371,9 +13045,9 @@
         <w:lastRenderedPageBreak/>
         <w:drawing>
           <wp:inline distT="0" distB="0" distL="0" distR="0">
-            <wp:extent cx="5274310" cy="7252567"/>
+            <wp:extent cx="5274310" cy="7074988"/>
             <wp:effectExtent l="19050" t="0" r="2540" b="0"/>
-            <wp:docPr id="9" name="图片 9"/>
+            <wp:docPr id="5" name="图片 5"/>
             <wp:cNvGraphicFramePr>
               <a:graphicFrameLocks xmlns:a="http://schemas.openxmlformats.org/drawingml/2006/main" noChangeAspect="1"/>
             </wp:cNvGraphicFramePr>
@@ -13402,7 +13076,7 @@
                   <pic:spPr bwMode="auto">
                     <a:xfrm>
                       <a:off x="0" y="0"/>
-                      <a:ext cx="5274310" cy="7252567"/>
+                      <a:ext cx="5274310" cy="7074988"/>
                     </a:xfrm>
                     <a:prstGeom prst="rect">
                       <a:avLst/>
@@ -13434,9 +13108,6 @@
     <w:p>
       <w:pPr>
         <w:spacing w:beforeLines="50" w:afterLines="50"/>
-        <w:rPr>
-          <w:rFonts w:hint="eastAsia"/>
-        </w:rPr>
       </w:pPr>
       <w:r>
         <w:rPr>
@@ -13555,67 +13226,61 @@
         <w:rPr>
           <w:rFonts w:hint="eastAsia"/>
         </w:rPr>
-        <w:t>的</w:t>
+        <w:t>的记录，查找</w:t>
+      </w:r>
+      <w:r>
+        <w:rPr>
+          <w:rFonts w:hint="eastAsia"/>
+        </w:rPr>
+        <w:t>partList</w:t>
+      </w:r>
+      <w:r>
+        <w:rPr>
+          <w:rFonts w:hint="eastAsia"/>
+        </w:rPr>
+        <w:t>中该</w:t>
+      </w:r>
+      <w:r>
+        <w:rPr>
+          <w:rFonts w:hint="eastAsia"/>
+        </w:rPr>
+        <w:t>uploadId</w:t>
+      </w:r>
+      <w:r>
+        <w:rPr>
+          <w:rFonts w:hint="eastAsia"/>
+        </w:rPr>
+        <w:t>下是否已经有</w:t>
+      </w:r>
+      <w:r>
+        <w:rPr>
+          <w:rFonts w:hint="eastAsia"/>
+        </w:rPr>
+        <w:t>size</w:t>
+      </w:r>
+      <w:r>
+        <w:rPr>
+          <w:rFonts w:hint="eastAsia"/>
+        </w:rPr>
+        <w:t>的记录且</w:t>
+      </w:r>
+      <w:r>
+        <w:rPr>
+          <w:rFonts w:hint="eastAsia"/>
+        </w:rPr>
+        <w:t>LobId</w:t>
+      </w:r>
+      <w:r>
+        <w:rPr>
+          <w:rFonts w:hint="eastAsia"/>
+        </w:rPr>
+        <w:t>不为空，如果有则获取</w:t>
       </w:r>
       <w:r>
         <w:rPr>
           <w:rFonts w:hint="eastAsia"/>
         </w:rPr>
         <w:lastRenderedPageBreak/>
-        <w:t>记录，查找</w:t>
-      </w:r>
-      <w:r>
-        <w:rPr>
-          <w:rFonts w:hint="eastAsia"/>
-        </w:rPr>
-        <w:t>partList</w:t>
-      </w:r>
-      <w:r>
-        <w:rPr>
-          <w:rFonts w:hint="eastAsia"/>
-        </w:rPr>
-        <w:t>中该</w:t>
-      </w:r>
-      <w:r>
-        <w:rPr>
-          <w:rFonts w:hint="eastAsia"/>
-        </w:rPr>
-        <w:t>uploadId</w:t>
-      </w:r>
-      <w:r>
-        <w:rPr>
-          <w:rFonts w:hint="eastAsia"/>
-        </w:rPr>
-        <w:t>下是否已经有</w:t>
-      </w:r>
-      <w:r>
-        <w:rPr>
-          <w:rFonts w:hint="eastAsia"/>
-        </w:rPr>
-        <w:t>size</w:t>
-      </w:r>
-      <w:r>
-        <w:rPr>
-          <w:rFonts w:hint="eastAsia"/>
-        </w:rPr>
-        <w:t>的记录且</w:t>
-      </w:r>
-      <w:r>
-        <w:rPr>
-          <w:rFonts w:hint="eastAsia"/>
-        </w:rPr>
-        <w:t>LobId</w:t>
-      </w:r>
-      <w:r>
-        <w:rPr>
-          <w:rFonts w:hint="eastAsia"/>
-        </w:rPr>
-        <w:t>不为空，如果有则获取</w:t>
-      </w:r>
-      <w:r>
-        <w:rPr>
-          <w:rFonts w:hint="eastAsia"/>
-        </w:rPr>
         <w:t>partNumber</w:t>
       </w:r>
       <w:r>
@@ -14207,9 +13872,6 @@
     <w:p>
       <w:pPr>
         <w:pStyle w:val="Heading3"/>
-        <w:rPr>
-          <w:rFonts w:hint="eastAsia"/>
-        </w:rPr>
       </w:pPr>
       <w:r>
         <w:rPr>
@@ -14347,11 +14009,6 @@
       </w:r>
     </w:p>
     <w:p>
-      <w:pPr>
-        <w:rPr>
-          <w:rFonts w:hint="eastAsia"/>
-        </w:rPr>
-      </w:pPr>
       <w:r>
         <w:rPr>
           <w:rFonts w:hint="eastAsia"/>
@@ -14420,11 +14077,6 @@
       </w:r>
     </w:p>
     <w:p>
-      <w:pPr>
-        <w:rPr>
-          <w:rFonts w:hint="eastAsia"/>
-        </w:rPr>
-      </w:pPr>
       <w:r>
         <w:rPr>
           <w:rFonts w:hint="eastAsia"/>
@@ -14436,6 +14088,7 @@
       <w:r>
         <w:rPr>
           <w:rFonts w:hint="eastAsia"/>
+          <w:noProof/>
         </w:rPr>
         <w:lastRenderedPageBreak/>
         <w:drawing>
@@ -14459,7 +14112,7 @@
                     <a:blip r:embed="rId14">
                       <a:extLst>
                         <a:ext uri="{28A0092B-C50C-407E-A947-70E740481C1C}">
-                          <a14:useLocalDpi xmlns:a14="http://schemas.microsoft.com/office/drawing/2010/main" xmlns:wps="http://schemas.microsoft.com/office/word/2010/wordprocessingShape" xmlns:wpi="http://schemas.microsoft.com/office/word/2010/wordprocessingInk" xmlns:wpg="http://schemas.microsoft.com/office/word/2010/wordprocessingGroup" xmlns:w16se="http://schemas.microsoft.com/office/word/2015/wordml/symex" xmlns:w15="http://schemas.microsoft.com/office/word/2012/wordml" xmlns:w14="http://schemas.microsoft.com/office/word/2010/wordml" xmlns:w="http://schemas.openxmlformats.org/wordprocessingml/2006/main" xmlns:w10="urn:schemas-microsoft-com:office:word" xmlns:wp14="http://schemas.microsoft.com/office/word/2010/wordprocessingDrawing" xmlns:v="urn:schemas-microsoft-com:vml" xmlns:o="urn:schemas-microsoft-com:office:office" xmlns:mc="http://schemas.openxmlformats.org/markup-compatibility/2006" xmlns:cx="http://schemas.microsoft.com/office/drawing/2014/chartex" xmlns:wpc="http://schemas.microsoft.com/office/word/2010/wordprocessingCanvas" xmlns="" val="0"/>
+                          <a14:useLocalDpi xmlns="" xmlns:wpc="http://schemas.microsoft.com/office/word/2010/wordprocessingCanvas" xmlns:cx="http://schemas.microsoft.com/office/drawing/2014/chartex" xmlns:mc="http://schemas.openxmlformats.org/markup-compatibility/2006" xmlns:o="urn:schemas-microsoft-com:office:office" xmlns:v="urn:schemas-microsoft-com:vml" xmlns:wp14="http://schemas.microsoft.com/office/word/2010/wordprocessingDrawing" xmlns:w10="urn:schemas-microsoft-com:office:word" xmlns:w="http://schemas.openxmlformats.org/wordprocessingml/2006/main" xmlns:w14="http://schemas.microsoft.com/office/word/2010/wordml" xmlns:w15="http://schemas.microsoft.com/office/word/2012/wordml" xmlns:w16se="http://schemas.microsoft.com/office/word/2015/wordml/symex" xmlns:wpg="http://schemas.microsoft.com/office/word/2010/wordprocessingGroup" xmlns:wpi="http://schemas.microsoft.com/office/word/2010/wordprocessingInk" xmlns:wps="http://schemas.microsoft.com/office/word/2010/wordprocessingShape" xmlns:a14="http://schemas.microsoft.com/office/drawing/2010/main" val="0"/>
                         </a:ext>
                       </a:extLst>
                     </a:blip>
@@ -14488,13 +14141,7 @@
         </w:drawing>
       </w:r>
     </w:p>
-    <w:p>
-      <w:pPr>
-        <w:rPr>
-          <w:rFonts w:hint="eastAsia"/>
-        </w:rPr>
-      </w:pPr>
-    </w:p>
+    <w:p/>
     <w:p>
       <w:pPr>
         <w:pStyle w:val="Heading3"/>
@@ -14640,7 +14287,7 @@
                     <a:blip r:embed="rId15">
                       <a:extLst>
                         <a:ext uri="{28A0092B-C50C-407E-A947-70E740481C1C}">
-                          <a14:useLocalDpi xmlns:a14="http://schemas.microsoft.com/office/drawing/2010/main" xmlns:wps="http://schemas.microsoft.com/office/word/2010/wordprocessingShape" xmlns:wpi="http://schemas.microsoft.com/office/word/2010/wordprocessingInk" xmlns:wpg="http://schemas.microsoft.com/office/word/2010/wordprocessingGroup" xmlns:w16se="http://schemas.microsoft.com/office/word/2015/wordml/symex" xmlns:w15="http://schemas.microsoft.com/office/word/2012/wordml" xmlns:w14="http://schemas.microsoft.com/office/word/2010/wordml" xmlns:w="http://schemas.openxmlformats.org/wordprocessingml/2006/main" xmlns:w10="urn:schemas-microsoft-com:office:word" xmlns:wp14="http://schemas.microsoft.com/office/word/2010/wordprocessingDrawing" xmlns:v="urn:schemas-microsoft-com:vml" xmlns:o="urn:schemas-microsoft-com:office:office" xmlns:mc="http://schemas.openxmlformats.org/markup-compatibility/2006" xmlns:cx="http://schemas.microsoft.com/office/drawing/2014/chartex" xmlns:wpc="http://schemas.microsoft.com/office/word/2010/wordprocessingCanvas" xmlns="" val="0"/>
+                          <a14:useLocalDpi xmlns="" xmlns:wpc="http://schemas.microsoft.com/office/word/2010/wordprocessingCanvas" xmlns:cx="http://schemas.microsoft.com/office/drawing/2014/chartex" xmlns:mc="http://schemas.openxmlformats.org/markup-compatibility/2006" xmlns:o="urn:schemas-microsoft-com:office:office" xmlns:v="urn:schemas-microsoft-com:vml" xmlns:wp14="http://schemas.microsoft.com/office/word/2010/wordprocessingDrawing" xmlns:w10="urn:schemas-microsoft-com:office:word" xmlns:w="http://schemas.openxmlformats.org/wordprocessingml/2006/main" xmlns:w14="http://schemas.microsoft.com/office/word/2010/wordml" xmlns:w15="http://schemas.microsoft.com/office/word/2012/wordml" xmlns:w16se="http://schemas.microsoft.com/office/word/2015/wordml/symex" xmlns:wpg="http://schemas.microsoft.com/office/word/2010/wordprocessingGroup" xmlns:wpi="http://schemas.microsoft.com/office/word/2010/wordprocessingInk" xmlns:wps="http://schemas.microsoft.com/office/word/2010/wordprocessingShape" xmlns:a14="http://schemas.microsoft.com/office/drawing/2010/main" val="0"/>
                         </a:ext>
                       </a:extLst>
                     </a:blip>
@@ -14706,11 +14353,6 @@
       </w:r>
     </w:p>
     <w:p>
-      <w:pPr>
-        <w:rPr>
-          <w:rFonts w:hint="eastAsia"/>
-        </w:rPr>
-      </w:pPr>
       <w:r>
         <w:rPr>
           <w:rFonts w:hint="eastAsia"/>
@@ -16462,12 +16104,15 @@
     </w:p>
     <w:p>
       <w:r>
+        <w:rPr>
+          <w:noProof/>
+        </w:rPr>
         <w:lastRenderedPageBreak/>
         <w:drawing>
           <wp:inline distT="0" distB="0" distL="0" distR="0">
             <wp:extent cx="5274310" cy="7849030"/>
             <wp:effectExtent l="19050" t="0" r="2540" b="0"/>
-            <wp:docPr id="15" name="图片 15"/>
+            <wp:docPr id="2" name="图片 2"/>
             <wp:cNvGraphicFramePr>
               <a:graphicFrameLocks xmlns:a="http://schemas.openxmlformats.org/drawingml/2006/main" noChangeAspect="1"/>
             </wp:cNvGraphicFramePr>
@@ -16475,7 +16120,7 @@
               <a:graphicData uri="http://schemas.openxmlformats.org/drawingml/2006/picture">
                 <pic:pic xmlns:pic="http://schemas.openxmlformats.org/drawingml/2006/picture">
                   <pic:nvPicPr>
-                    <pic:cNvPr id="0" name="Picture 8"/>
+                    <pic:cNvPr id="0" name="Picture 1"/>
                     <pic:cNvPicPr>
                       <a:picLocks noChangeAspect="1" noChangeArrowheads="1"/>
                     </pic:cNvPicPr>
@@ -16512,38 +16157,33 @@
           </wp:inline>
         </w:drawing>
       </w:r>
+      <w:r>
+        <w:rPr>
+          <w:rFonts w:hint="eastAsia"/>
+        </w:rPr>
+        <w:t>合并策略选择流程</w:t>
+      </w:r>
+      <w:r>
+        <w:rPr>
+          <w:rFonts w:hint="eastAsia"/>
+        </w:rPr>
+        <w:t>：</w:t>
+      </w:r>
     </w:p>
     <w:p>
       <w:pPr>
         <w:spacing w:beforeLines="50" w:afterLines="50"/>
-        <w:rPr>
-          <w:rFonts w:hint="eastAsia"/>
-        </w:rPr>
-      </w:pPr>
-      <w:r>
-        <w:rPr>
-          <w:rFonts w:hint="eastAsia"/>
-        </w:rPr>
-        <w:t>合并策略选择流程</w:t>
-      </w:r>
-      <w:r>
-        <w:rPr>
-          <w:rFonts w:hint="eastAsia"/>
-        </w:rPr>
-        <w:t>：</w:t>
-      </w:r>
-    </w:p>
-    <w:p>
-      <w:pPr>
-        <w:spacing w:beforeLines="50" w:afterLines="50"/>
-      </w:pPr>
-      <w:r>
+      </w:pPr>
+      <w:r>
+        <w:rPr>
+          <w:noProof/>
+        </w:rPr>
         <w:lastRenderedPageBreak/>
         <w:drawing>
           <wp:inline distT="0" distB="0" distL="0" distR="0">
             <wp:extent cx="5274310" cy="4647316"/>
             <wp:effectExtent l="19050" t="0" r="2540" b="0"/>
-            <wp:docPr id="18" name="图片 18"/>
+            <wp:docPr id="3" name="图片 3"/>
             <wp:cNvGraphicFramePr>
               <a:graphicFrameLocks xmlns:a="http://schemas.openxmlformats.org/drawingml/2006/main" noChangeAspect="1"/>
             </wp:cNvGraphicFramePr>
@@ -16551,7 +16191,7 @@
               <a:graphicData uri="http://schemas.openxmlformats.org/drawingml/2006/picture">
                 <pic:pic xmlns:pic="http://schemas.openxmlformats.org/drawingml/2006/picture">
                   <pic:nvPicPr>
-                    <pic:cNvPr id="0" name="Picture 11"/>
+                    <pic:cNvPr id="0" name="Picture 2"/>
                     <pic:cNvPicPr>
                       <a:picLocks noChangeAspect="1" noChangeArrowheads="1"/>
                     </pic:cNvPicPr>
@@ -16693,11 +16333,6 @@
       </w:r>
     </w:p>
     <w:p>
-      <w:pPr>
-        <w:rPr>
-          <w:rFonts w:hint="eastAsia"/>
-        </w:rPr>
-      </w:pPr>
       <w:r>
         <w:rPr>
           <w:rFonts w:hint="eastAsia"/>
@@ -16713,6 +16348,9 @@
     </w:p>
     <w:p>
       <w:r>
+        <w:rPr>
+          <w:noProof/>
+        </w:rPr>
         <w:lastRenderedPageBreak/>
         <w:drawing>
           <wp:inline distT="0" distB="0" distL="0" distR="0">
@@ -16735,7 +16373,7 @@
                     <a:blip r:embed="rId18">
                       <a:extLst>
                         <a:ext uri="{28A0092B-C50C-407E-A947-70E740481C1C}">
-                          <a14:useLocalDpi xmlns:a14="http://schemas.microsoft.com/office/drawing/2010/main" xmlns:wps="http://schemas.microsoft.com/office/word/2010/wordprocessingShape" xmlns:wpi="http://schemas.microsoft.com/office/word/2010/wordprocessingInk" xmlns:wpg="http://schemas.microsoft.com/office/word/2010/wordprocessingGroup" xmlns:w16se="http://schemas.microsoft.com/office/word/2015/wordml/symex" xmlns:w15="http://schemas.microsoft.com/office/word/2012/wordml" xmlns:w14="http://schemas.microsoft.com/office/word/2010/wordml" xmlns:w="http://schemas.openxmlformats.org/wordprocessingml/2006/main" xmlns:w10="urn:schemas-microsoft-com:office:word" xmlns:wp14="http://schemas.microsoft.com/office/word/2010/wordprocessingDrawing" xmlns:v="urn:schemas-microsoft-com:vml" xmlns:o="urn:schemas-microsoft-com:office:office" xmlns:mc="http://schemas.openxmlformats.org/markup-compatibility/2006" xmlns:cx="http://schemas.microsoft.com/office/drawing/2014/chartex" xmlns:wpc="http://schemas.microsoft.com/office/word/2010/wordprocessingCanvas" xmlns="" val="0"/>
+                          <a14:useLocalDpi xmlns="" xmlns:wpc="http://schemas.microsoft.com/office/word/2010/wordprocessingCanvas" xmlns:cx="http://schemas.microsoft.com/office/drawing/2014/chartex" xmlns:mc="http://schemas.openxmlformats.org/markup-compatibility/2006" xmlns:o="urn:schemas-microsoft-com:office:office" xmlns:v="urn:schemas-microsoft-com:vml" xmlns:wp14="http://schemas.microsoft.com/office/word/2010/wordprocessingDrawing" xmlns:w10="urn:schemas-microsoft-com:office:word" xmlns:w="http://schemas.openxmlformats.org/wordprocessingml/2006/main" xmlns:w14="http://schemas.microsoft.com/office/word/2010/wordml" xmlns:w15="http://schemas.microsoft.com/office/word/2012/wordml" xmlns:w16se="http://schemas.microsoft.com/office/word/2015/wordml/symex" xmlns:wpg="http://schemas.microsoft.com/office/word/2010/wordprocessingGroup" xmlns:wpi="http://schemas.microsoft.com/office/word/2010/wordprocessingInk" xmlns:wps="http://schemas.microsoft.com/office/word/2010/wordprocessingShape" xmlns:a14="http://schemas.microsoft.com/office/drawing/2010/main" val="0"/>
                         </a:ext>
                       </a:extLst>
                     </a:blip>
@@ -17120,11 +16758,6 @@
       </w:r>
     </w:p>
     <w:p>
-      <w:pPr>
-        <w:rPr>
-          <w:rFonts w:hint="eastAsia"/>
-        </w:rPr>
-      </w:pPr>
       <w:r>
         <w:rPr>
           <w:rFonts w:hint="eastAsia"/>
@@ -17187,9 +16820,6 @@
     <w:p>
       <w:pPr>
         <w:spacing w:line="276" w:lineRule="auto"/>
-        <w:rPr>
-          <w:rFonts w:hint="eastAsia"/>
-        </w:rPr>
       </w:pPr>
       <w:r>
         <w:rPr>
@@ -17251,11 +16881,6 @@
       </w:r>
     </w:p>
     <w:p>
-      <w:pPr>
-        <w:rPr>
-          <w:rFonts w:hint="eastAsia"/>
-        </w:rPr>
-      </w:pPr>
       <w:r>
         <w:rPr>
           <w:rFonts w:hint="eastAsia"/>
@@ -17280,11 +16905,6 @@
       </w:r>
     </w:p>
     <w:p>
-      <w:pPr>
-        <w:rPr>
-          <w:rFonts w:hint="eastAsia"/>
-        </w:rPr>
-      </w:pPr>
       <w:r>
         <w:rPr>
           <w:rFonts w:hint="eastAsia"/>
@@ -17456,9 +17076,6 @@
       <w:pPr>
         <w:spacing w:line="276" w:lineRule="auto"/>
         <w:ind w:firstLine="420"/>
-        <w:rPr>
-          <w:rFonts w:hint="eastAsia"/>
-        </w:rPr>
       </w:pPr>
       <w:r>
         <w:rPr>
@@ -17611,9 +17228,6 @@
       <w:pPr>
         <w:spacing w:line="276" w:lineRule="auto"/>
         <w:ind w:firstLine="420"/>
-        <w:rPr>
-          <w:rFonts w:hint="eastAsia"/>
-        </w:rPr>
       </w:pPr>
       <w:r>
         <w:rPr>
@@ -17845,9 +17459,6 @@
               <w:pStyle w:val="ListParagraph"/>
               <w:spacing w:line="276" w:lineRule="auto"/>
               <w:ind w:firstLineChars="0" w:firstLine="0"/>
-              <w:rPr>
-                <w:rFonts w:hint="eastAsia"/>
-              </w:rPr>
             </w:pPr>
             <w:r>
               <w:rPr>
@@ -17934,9 +17545,6 @@
               </w:numPr>
               <w:spacing w:line="276" w:lineRule="auto"/>
               <w:ind w:firstLineChars="0"/>
-              <w:rPr>
-                <w:rFonts w:hint="eastAsia"/>
-              </w:rPr>
             </w:pPr>
             <w:r>
               <w:rPr>
@@ -17954,9 +17562,6 @@
               </w:numPr>
               <w:spacing w:line="276" w:lineRule="auto"/>
               <w:ind w:firstLineChars="0"/>
-              <w:rPr>
-                <w:rFonts w:hint="eastAsia"/>
-              </w:rPr>
             </w:pPr>
             <w:r>
               <w:rPr>
@@ -17974,9 +17579,6 @@
               </w:numPr>
               <w:spacing w:line="276" w:lineRule="auto"/>
               <w:ind w:firstLineChars="0"/>
-              <w:rPr>
-                <w:rFonts w:hint="eastAsia"/>
-              </w:rPr>
             </w:pPr>
             <w:r>
               <w:rPr>
@@ -18026,9 +17628,6 @@
           <w:p>
             <w:pPr>
               <w:spacing w:line="276" w:lineRule="auto"/>
-              <w:rPr>
-                <w:rFonts w:hint="eastAsia"/>
-              </w:rPr>
             </w:pPr>
           </w:p>
         </w:tc>
@@ -18039,9 +17638,6 @@
           <w:p>
             <w:pPr>
               <w:spacing w:line="276" w:lineRule="auto"/>
-              <w:rPr>
-                <w:rFonts w:hint="eastAsia"/>
-              </w:rPr>
             </w:pPr>
             <w:r>
               <w:rPr>
@@ -18060,9 +17656,6 @@
               <w:pStyle w:val="ListParagraph"/>
               <w:spacing w:line="276" w:lineRule="auto"/>
               <w:ind w:firstLineChars="0" w:firstLine="0"/>
-              <w:rPr>
-                <w:rFonts w:hint="eastAsia"/>
-              </w:rPr>
             </w:pPr>
           </w:p>
         </w:tc>
@@ -18075,9 +17668,6 @@
               <w:pStyle w:val="ListParagraph"/>
               <w:spacing w:line="276" w:lineRule="auto"/>
               <w:ind w:firstLineChars="0" w:firstLine="0"/>
-              <w:rPr>
-                <w:rFonts w:hint="eastAsia"/>
-              </w:rPr>
             </w:pPr>
             <w:r>
               <w:rPr>
@@ -18137,9 +17727,6 @@
               </w:numPr>
               <w:spacing w:line="276" w:lineRule="auto"/>
               <w:ind w:firstLineChars="0"/>
-              <w:rPr>
-                <w:rFonts w:hint="eastAsia"/>
-              </w:rPr>
             </w:pPr>
             <w:r>
               <w:rPr>
@@ -18157,9 +17744,6 @@
               </w:numPr>
               <w:spacing w:line="276" w:lineRule="auto"/>
               <w:ind w:firstLineChars="0"/>
-              <w:rPr>
-                <w:rFonts w:hint="eastAsia"/>
-              </w:rPr>
             </w:pPr>
             <w:r>
               <w:rPr>
@@ -18223,9 +17807,6 @@
               <w:pStyle w:val="ListParagraph"/>
               <w:spacing w:line="276" w:lineRule="auto"/>
               <w:ind w:firstLineChars="0" w:firstLine="0"/>
-              <w:rPr>
-                <w:rFonts w:hint="eastAsia"/>
-              </w:rPr>
             </w:pPr>
           </w:p>
         </w:tc>
@@ -18236,9 +17817,6 @@
           <w:p>
             <w:pPr>
               <w:spacing w:line="276" w:lineRule="auto"/>
-              <w:rPr>
-                <w:rFonts w:hint="eastAsia"/>
-              </w:rPr>
             </w:pPr>
             <w:r>
               <w:rPr>
@@ -18261,9 +17839,6 @@
               </w:numPr>
               <w:spacing w:line="276" w:lineRule="auto"/>
               <w:ind w:firstLineChars="0"/>
-              <w:rPr>
-                <w:rFonts w:hint="eastAsia"/>
-              </w:rPr>
             </w:pPr>
             <w:r>
               <w:rPr>
@@ -18281,9 +17856,6 @@
               </w:numPr>
               <w:spacing w:line="276" w:lineRule="auto"/>
               <w:ind w:firstLineChars="0"/>
-              <w:rPr>
-                <w:rFonts w:hint="eastAsia"/>
-              </w:rPr>
             </w:pPr>
             <w:r>
               <w:rPr>
@@ -18301,9 +17873,6 @@
               </w:numPr>
               <w:spacing w:line="276" w:lineRule="auto"/>
               <w:ind w:firstLineChars="0"/>
-              <w:rPr>
-                <w:rFonts w:hint="eastAsia"/>
-              </w:rPr>
             </w:pPr>
             <w:r>
               <w:rPr>
@@ -18322,9 +17891,6 @@
               <w:pStyle w:val="ListParagraph"/>
               <w:spacing w:line="276" w:lineRule="auto"/>
               <w:ind w:firstLineChars="0" w:firstLine="0"/>
-              <w:rPr>
-                <w:rFonts w:hint="eastAsia"/>
-              </w:rPr>
             </w:pPr>
             <w:r>
               <w:rPr>
@@ -18346,9 +17912,6 @@
               <w:pStyle w:val="ListParagraph"/>
               <w:spacing w:line="276" w:lineRule="auto"/>
               <w:ind w:firstLineChars="0" w:firstLine="0"/>
-              <w:rPr>
-                <w:rFonts w:hint="eastAsia"/>
-              </w:rPr>
             </w:pPr>
           </w:p>
         </w:tc>
@@ -18359,9 +17922,6 @@
           <w:p>
             <w:pPr>
               <w:spacing w:line="276" w:lineRule="auto"/>
-              <w:rPr>
-                <w:rFonts w:hint="eastAsia"/>
-              </w:rPr>
             </w:pPr>
             <w:r>
               <w:rPr>
@@ -18384,10 +17944,8 @@
               </w:numPr>
               <w:spacing w:line="276" w:lineRule="auto"/>
               <w:ind w:firstLineChars="0"/>
-              <w:rPr>
-                <w:rFonts w:hint="eastAsia"/>
-              </w:rPr>
-            </w:pPr>
+            </w:pPr>
+            <w:commentRangeStart w:id="15"/>
             <w:r>
               <w:rPr>
                 <w:rFonts w:hint="eastAsia"/>
@@ -18416,9 +17974,6 @@
               </w:numPr>
               <w:spacing w:line="276" w:lineRule="auto"/>
               <w:ind w:firstLineChars="0"/>
-              <w:rPr>
-                <w:rFonts w:hint="eastAsia"/>
-              </w:rPr>
             </w:pPr>
             <w:r>
               <w:rPr>
@@ -18436,15 +17991,22 @@
               </w:numPr>
               <w:spacing w:line="276" w:lineRule="auto"/>
               <w:ind w:firstLineChars="0"/>
-              <w:rPr>
-                <w:rFonts w:hint="eastAsia"/>
-              </w:rPr>
             </w:pPr>
             <w:r>
               <w:rPr>
                 <w:rFonts w:hint="eastAsia"/>
               </w:rPr>
               <w:t>后面多个分段长度不一致</w:t>
+            </w:r>
+            <w:commentRangeEnd w:id="15"/>
+            <w:r>
+              <w:rPr>
+                <w:rStyle w:val="CommentReference"/>
+                <w:rFonts w:asciiTheme="minorHAnsi" w:eastAsiaTheme="minorEastAsia" w:hAnsiTheme="minorHAnsi" w:cstheme="minorBidi"/>
+                <w:snapToGrid/>
+                <w:kern w:val="2"/>
+              </w:rPr>
+              <w:commentReference w:id="15"/>
             </w:r>
           </w:p>
         </w:tc>
@@ -18457,9 +18019,6 @@
               <w:pStyle w:val="ListParagraph"/>
               <w:spacing w:line="276" w:lineRule="auto"/>
               <w:ind w:firstLineChars="0" w:firstLine="0"/>
-              <w:rPr>
-                <w:rFonts w:hint="eastAsia"/>
-              </w:rPr>
             </w:pPr>
             <w:r>
               <w:rPr>
@@ -18480,9 +18039,6 @@
               <w:pStyle w:val="ListParagraph"/>
               <w:spacing w:line="276" w:lineRule="auto"/>
               <w:ind w:firstLineChars="0" w:firstLine="0"/>
-              <w:rPr>
-                <w:rFonts w:hint="eastAsia"/>
-              </w:rPr>
             </w:pPr>
           </w:p>
         </w:tc>
@@ -18493,9 +18049,6 @@
           <w:p>
             <w:pPr>
               <w:spacing w:line="276" w:lineRule="auto"/>
-              <w:rPr>
-                <w:rFonts w:hint="eastAsia"/>
-              </w:rPr>
             </w:pPr>
             <w:r>
               <w:t>P</w:t>
@@ -18527,9 +18080,6 @@
               </w:numPr>
               <w:spacing w:line="276" w:lineRule="auto"/>
               <w:ind w:firstLineChars="0"/>
-              <w:rPr>
-                <w:rFonts w:hint="eastAsia"/>
-              </w:rPr>
             </w:pPr>
             <w:r>
               <w:rPr>
@@ -18547,9 +18097,6 @@
               </w:numPr>
               <w:spacing w:line="276" w:lineRule="auto"/>
               <w:ind w:firstLineChars="0"/>
-              <w:rPr>
-                <w:rFonts w:hint="eastAsia"/>
-              </w:rPr>
             </w:pPr>
             <w:r>
               <w:rPr>
@@ -18567,9 +18114,6 @@
               </w:numPr>
               <w:spacing w:line="276" w:lineRule="auto"/>
               <w:ind w:firstLineChars="0"/>
-              <w:rPr>
-                <w:rFonts w:hint="eastAsia"/>
-              </w:rPr>
             </w:pPr>
             <w:r>
               <w:rPr>
@@ -18588,9 +18132,6 @@
               <w:pStyle w:val="ListParagraph"/>
               <w:spacing w:line="276" w:lineRule="auto"/>
               <w:ind w:firstLineChars="0" w:firstLine="0"/>
-              <w:rPr>
-                <w:rFonts w:hint="eastAsia"/>
-              </w:rPr>
             </w:pPr>
           </w:p>
         </w:tc>
@@ -18599,17 +18140,11 @@
     <w:p>
       <w:pPr>
         <w:spacing w:line="276" w:lineRule="auto"/>
-        <w:rPr>
-          <w:rFonts w:hint="eastAsia"/>
-        </w:rPr>
       </w:pPr>
     </w:p>
     <w:p>
       <w:pPr>
         <w:spacing w:line="276" w:lineRule="auto"/>
-        <w:rPr>
-          <w:rFonts w:hint="eastAsia"/>
-        </w:rPr>
       </w:pPr>
       <w:r>
         <w:rPr>
@@ -18663,9 +18198,6 @@
         </w:numPr>
         <w:spacing w:line="276" w:lineRule="auto"/>
         <w:ind w:firstLineChars="0"/>
-        <w:rPr>
-          <w:rFonts w:hint="eastAsia"/>
-        </w:rPr>
       </w:pPr>
       <w:r>
         <w:rPr>
@@ -18689,9 +18221,6 @@
         </w:numPr>
         <w:spacing w:line="276" w:lineRule="auto"/>
         <w:ind w:firstLineChars="0"/>
-        <w:rPr>
-          <w:rFonts w:hint="eastAsia"/>
-        </w:rPr>
       </w:pPr>
       <w:r>
         <w:rPr>
@@ -18710,9 +18239,6 @@
         </w:numPr>
         <w:spacing w:line="276" w:lineRule="auto"/>
         <w:ind w:firstLineChars="0"/>
-        <w:rPr>
-          <w:rFonts w:hint="eastAsia"/>
-        </w:rPr>
       </w:pPr>
       <w:r>
         <w:t>P</w:t>
@@ -18751,9 +18277,6 @@
         </w:numPr>
         <w:spacing w:line="276" w:lineRule="auto"/>
         <w:ind w:firstLineChars="0"/>
-        <w:rPr>
-          <w:rFonts w:hint="eastAsia"/>
-        </w:rPr>
       </w:pPr>
       <w:r>
         <w:rPr>
@@ -18777,9 +18300,6 @@
     <w:p>
       <w:pPr>
         <w:spacing w:line="276" w:lineRule="auto"/>
-        <w:rPr>
-          <w:rFonts w:hint="eastAsia"/>
-        </w:rPr>
       </w:pPr>
       <w:r>
         <w:rPr>
@@ -18988,7 +18508,6 @@
           <w:p>
             <w:pPr>
               <w:rPr>
-                <w:rFonts w:hint="eastAsia"/>
                 <w:iCs/>
                 <w:color w:val="000000"/>
               </w:rPr>
@@ -19128,7 +18647,6 @@
           <w:p>
             <w:pPr>
               <w:rPr>
-                <w:rFonts w:hint="eastAsia"/>
                 <w:iCs/>
                 <w:color w:val="000000"/>
               </w:rPr>
@@ -19226,7 +18744,6 @@
           <w:p>
             <w:pPr>
               <w:rPr>
-                <w:rFonts w:hint="eastAsia"/>
                 <w:iCs/>
                 <w:color w:val="000000"/>
               </w:rPr>
@@ -19315,7 +18832,6 @@
           <w:p>
             <w:pPr>
               <w:rPr>
-                <w:rFonts w:hint="eastAsia"/>
                 <w:iCs/>
                 <w:color w:val="000000"/>
               </w:rPr>
@@ -19376,9 +18892,6 @@
       <w:pPr>
         <w:spacing w:line="276" w:lineRule="auto"/>
         <w:ind w:left="256"/>
-        <w:rPr>
-          <w:rFonts w:hint="eastAsia"/>
-        </w:rPr>
       </w:pPr>
       <w:r>
         <w:rPr>
@@ -19396,9 +18909,6 @@
         </w:numPr>
         <w:spacing w:line="276" w:lineRule="auto"/>
         <w:ind w:firstLineChars="0"/>
-        <w:rPr>
-          <w:rFonts w:hint="eastAsia"/>
-        </w:rPr>
       </w:pPr>
       <w:r>
         <w:rPr>
@@ -19440,9 +18950,6 @@
         </w:numPr>
         <w:spacing w:line="276" w:lineRule="auto"/>
         <w:ind w:firstLineChars="0"/>
-        <w:rPr>
-          <w:rFonts w:hint="eastAsia"/>
-        </w:rPr>
       </w:pPr>
       <w:r>
         <w:rPr>
@@ -19484,9 +18991,6 @@
         </w:numPr>
         <w:spacing w:line="276" w:lineRule="auto"/>
         <w:ind w:firstLineChars="0"/>
-        <w:rPr>
-          <w:rFonts w:hint="eastAsia"/>
-        </w:rPr>
       </w:pPr>
       <w:r>
         <w:rPr>
@@ -19528,9 +19032,6 @@
         </w:numPr>
         <w:spacing w:line="276" w:lineRule="auto"/>
         <w:ind w:firstLineChars="0"/>
-        <w:rPr>
-          <w:rFonts w:hint="eastAsia"/>
-        </w:rPr>
       </w:pPr>
       <w:r>
         <w:rPr>
@@ -19584,9 +19085,6 @@
         </w:numPr>
         <w:spacing w:line="276" w:lineRule="auto"/>
         <w:ind w:firstLineChars="0"/>
-        <w:rPr>
-          <w:rFonts w:hint="eastAsia"/>
-        </w:rPr>
       </w:pPr>
       <w:r>
         <w:rPr>
@@ -19640,9 +19138,6 @@
         </w:numPr>
         <w:spacing w:line="276" w:lineRule="auto"/>
         <w:ind w:firstLineChars="0"/>
-        <w:rPr>
-          <w:rFonts w:hint="eastAsia"/>
-        </w:rPr>
       </w:pPr>
       <w:r>
         <w:rPr>
@@ -19684,9 +19179,6 @@
         </w:numPr>
         <w:spacing w:line="276" w:lineRule="auto"/>
         <w:ind w:firstLineChars="0"/>
-        <w:rPr>
-          <w:rFonts w:hint="eastAsia"/>
-        </w:rPr>
       </w:pPr>
       <w:r>
         <w:rPr>
@@ -19728,9 +19220,6 @@
         </w:numPr>
         <w:spacing w:line="276" w:lineRule="auto"/>
         <w:ind w:firstLineChars="0"/>
-        <w:rPr>
-          <w:rFonts w:hint="eastAsia"/>
-        </w:rPr>
       </w:pPr>
       <w:r>
         <w:rPr>
@@ -19772,9 +19261,6 @@
         </w:numPr>
         <w:spacing w:line="276" w:lineRule="auto"/>
         <w:ind w:firstLineChars="0"/>
-        <w:rPr>
-          <w:rFonts w:hint="eastAsia"/>
-        </w:rPr>
       </w:pPr>
       <w:r>
         <w:rPr>
@@ -19828,9 +19314,6 @@
         </w:numPr>
         <w:spacing w:line="276" w:lineRule="auto"/>
         <w:ind w:firstLineChars="0"/>
-        <w:rPr>
-          <w:rFonts w:hint="eastAsia"/>
-        </w:rPr>
       </w:pPr>
       <w:r>
         <w:rPr>
@@ -19880,9 +19363,6 @@
         <w:pStyle w:val="ListParagraph"/>
         <w:spacing w:line="276" w:lineRule="auto"/>
         <w:ind w:left="616" w:firstLineChars="0" w:firstLine="0"/>
-        <w:rPr>
-          <w:rFonts w:hint="eastAsia"/>
-        </w:rPr>
       </w:pPr>
       <w:r>
         <w:rPr>
@@ -19913,9 +19393,6 @@
       <w:pPr>
         <w:spacing w:line="276" w:lineRule="auto"/>
         <w:ind w:left="256"/>
-        <w:rPr>
-          <w:rFonts w:hint="eastAsia"/>
-        </w:rPr>
       </w:pPr>
       <w:r>
         <w:rPr>
@@ -19933,9 +19410,6 @@
         </w:numPr>
         <w:spacing w:line="276" w:lineRule="auto"/>
         <w:ind w:firstLineChars="0"/>
-        <w:rPr>
-          <w:rFonts w:hint="eastAsia"/>
-        </w:rPr>
       </w:pPr>
       <w:r>
         <w:rPr>
@@ -19995,9 +19469,6 @@
         </w:numPr>
         <w:spacing w:line="276" w:lineRule="auto"/>
         <w:ind w:firstLineChars="0"/>
-        <w:rPr>
-          <w:rFonts w:hint="eastAsia"/>
-        </w:rPr>
       </w:pPr>
       <w:r>
         <w:rPr>
@@ -20046,9 +19517,6 @@
         </w:numPr>
         <w:spacing w:line="276" w:lineRule="auto"/>
         <w:ind w:firstLineChars="0"/>
-        <w:rPr>
-          <w:rFonts w:hint="eastAsia"/>
-        </w:rPr>
       </w:pPr>
       <w:r>
         <w:rPr>
@@ -20066,7 +19534,55 @@
         <w:rPr>
           <w:rFonts w:hint="eastAsia"/>
         </w:rPr>
-        <w:t>多次分段上传（分段数和长度不一致、分段数和长度一致内容不一致）</w:t>
+        <w:t>相同</w:t>
+      </w:r>
+      <w:r>
+        <w:rPr>
+          <w:rFonts w:hint="eastAsia"/>
+        </w:rPr>
+        <w:t>uploadId</w:t>
+      </w:r>
+      <w:r>
+        <w:rPr>
+          <w:rFonts w:hint="eastAsia"/>
+        </w:rPr>
+        <w:t>多次分段上传（分段数和长度不一致</w:t>
+      </w:r>
+      <w:r>
+        <w:rPr>
+          <w:rFonts w:hint="eastAsia"/>
+        </w:rPr>
+        <w:t>（存在其它</w:t>
+      </w:r>
+      <w:r>
+        <w:rPr>
+          <w:rFonts w:hint="eastAsia"/>
+        </w:rPr>
+        <w:t>lob</w:t>
+      </w:r>
+      <w:r>
+        <w:rPr>
+          <w:rFonts w:hint="eastAsia"/>
+        </w:rPr>
+        <w:t>长度一致、不存在长度一致的其它</w:t>
+      </w:r>
+      <w:r>
+        <w:rPr>
+          <w:rFonts w:hint="eastAsia"/>
+        </w:rPr>
+        <w:t>lob</w:t>
+      </w:r>
+      <w:r>
+        <w:rPr>
+          <w:rFonts w:hint="eastAsia"/>
+        </w:rPr>
+        <w:t>）</w:t>
+      </w:r>
+      <w:r>
+        <w:rPr>
+          <w:rFonts w:hint="eastAsia"/>
+        </w:rPr>
+        <w:t>、分段数和长度一致内容不一致）</w:t>
       </w:r>
     </w:p>
     <w:p>
@@ -20078,10 +19594,8 @@
         </w:numPr>
         <w:spacing w:line="276" w:lineRule="auto"/>
         <w:ind w:firstLineChars="0"/>
-        <w:rPr>
-          <w:rFonts w:hint="eastAsia"/>
-        </w:rPr>
-      </w:pPr>
+      </w:pPr>
+      <w:commentRangeStart w:id="16"/>
       <w:r>
         <w:rPr>
           <w:rFonts w:hint="eastAsia"/>
@@ -20098,7 +19612,29 @@
         <w:rPr>
           <w:rFonts w:hint="eastAsia"/>
         </w:rPr>
+        <w:t>不同</w:t>
+      </w:r>
+      <w:r>
+        <w:rPr>
+          <w:rFonts w:hint="eastAsia"/>
+        </w:rPr>
+        <w:t>uploadId</w:t>
+      </w:r>
+      <w:r>
+        <w:rPr>
+          <w:rFonts w:hint="eastAsia"/>
+        </w:rPr>
         <w:t>多次分段上传（分段数和长度不一致、分段数和长度一致内容不一致）</w:t>
+      </w:r>
+      <w:commentRangeEnd w:id="16"/>
+      <w:r>
+        <w:rPr>
+          <w:rStyle w:val="CommentReference"/>
+          <w:rFonts w:asciiTheme="minorHAnsi" w:eastAsiaTheme="minorEastAsia" w:hAnsiTheme="minorHAnsi" w:cstheme="minorBidi"/>
+          <w:snapToGrid/>
+          <w:kern w:val="2"/>
+        </w:rPr>
+        <w:commentReference w:id="16"/>
       </w:r>
     </w:p>
     <w:p>
@@ -20110,9 +19646,6 @@
         </w:numPr>
         <w:spacing w:line="276" w:lineRule="auto"/>
         <w:ind w:firstLineChars="0"/>
-        <w:rPr>
-          <w:rFonts w:hint="eastAsia"/>
-        </w:rPr>
       </w:pPr>
       <w:r>
         <w:rPr>
@@ -20136,9 +19669,6 @@
     <w:p>
       <w:pPr>
         <w:pStyle w:val="Heading5"/>
-        <w:rPr>
-          <w:rFonts w:hint="eastAsia"/>
-        </w:rPr>
       </w:pPr>
       <w:r>
         <w:rPr>
@@ -20157,9 +19687,6 @@
       <w:pPr>
         <w:spacing w:line="276" w:lineRule="auto"/>
         <w:ind w:firstLine="420"/>
-        <w:rPr>
-          <w:rFonts w:hint="eastAsia"/>
-        </w:rPr>
       </w:pPr>
       <w:r>
         <w:rPr>
@@ -20207,9 +19734,6 @@
         </w:numPr>
         <w:spacing w:line="276" w:lineRule="auto"/>
         <w:ind w:firstLineChars="0"/>
-        <w:rPr>
-          <w:rFonts w:hint="eastAsia"/>
-        </w:rPr>
       </w:pPr>
       <w:r>
         <w:rPr>
@@ -20227,9 +19751,6 @@
         </w:numPr>
         <w:spacing w:line="276" w:lineRule="auto"/>
         <w:ind w:firstLineChars="0"/>
-        <w:rPr>
-          <w:rFonts w:hint="eastAsia"/>
-        </w:rPr>
       </w:pPr>
       <w:r>
         <w:rPr>
@@ -20247,9 +19768,6 @@
         </w:numPr>
         <w:spacing w:line="276" w:lineRule="auto"/>
         <w:ind w:firstLineChars="0"/>
-        <w:rPr>
-          <w:rFonts w:hint="eastAsia"/>
-        </w:rPr>
       </w:pPr>
       <w:r>
         <w:rPr>
@@ -20267,9 +19785,6 @@
         </w:numPr>
         <w:spacing w:line="276" w:lineRule="auto"/>
         <w:ind w:firstLineChars="0"/>
-        <w:rPr>
-          <w:rFonts w:hint="eastAsia"/>
-        </w:rPr>
       </w:pPr>
       <w:r>
         <w:rPr>
@@ -20287,9 +19802,6 @@
         </w:numPr>
         <w:spacing w:line="276" w:lineRule="auto"/>
         <w:ind w:firstLineChars="0"/>
-        <w:rPr>
-          <w:rFonts w:hint="eastAsia"/>
-        </w:rPr>
       </w:pPr>
       <w:r>
         <w:rPr>
@@ -20307,10 +19819,19 @@
         </w:numPr>
         <w:spacing w:line="276" w:lineRule="auto"/>
         <w:ind w:firstLineChars="0"/>
-        <w:rPr>
-          <w:rFonts w:hint="eastAsia"/>
-        </w:rPr>
-      </w:pPr>
+      </w:pPr>
+      <w:r>
+        <w:rPr>
+          <w:rFonts w:hint="eastAsia"/>
+        </w:rPr>
+        <w:t>相同</w:t>
+      </w:r>
+      <w:r>
+        <w:rPr>
+          <w:rFonts w:hint="eastAsia"/>
+        </w:rPr>
+        <w:t>uploadId</w:t>
+      </w:r>
       <w:r>
         <w:rPr>
           <w:rFonts w:hint="eastAsia"/>
@@ -20327,15 +19848,36 @@
         </w:numPr>
         <w:spacing w:line="276" w:lineRule="auto"/>
         <w:ind w:firstLineChars="0"/>
-        <w:rPr>
-          <w:rFonts w:hint="eastAsia"/>
-        </w:rPr>
-      </w:pPr>
-      <w:r>
-        <w:rPr>
-          <w:rFonts w:hint="eastAsia"/>
-        </w:rPr>
-        <w:t>上传全部分段，终止分段上传后再次分段上传（调整分段数）</w:t>
+      </w:pPr>
+      <w:r>
+        <w:rPr>
+          <w:rFonts w:hint="eastAsia"/>
+        </w:rPr>
+        <w:t>不同</w:t>
+      </w:r>
+      <w:r>
+        <w:rPr>
+          <w:rFonts w:hint="eastAsia"/>
+        </w:rPr>
+        <w:t>uploadId</w:t>
+      </w:r>
+      <w:r>
+        <w:rPr>
+          <w:rFonts w:hint="eastAsia"/>
+        </w:rPr>
+        <w:t>上传全部分段，终止分段上传后再次</w:t>
+      </w:r>
+      <w:r>
+        <w:rPr>
+          <w:rFonts w:hint="eastAsia"/>
+        </w:rPr>
+        <w:t>做</w:t>
+      </w:r>
+      <w:r>
+        <w:rPr>
+          <w:rFonts w:hint="eastAsia"/>
+        </w:rPr>
+        <w:t>分段上传（调整分段数）</w:t>
       </w:r>
     </w:p>
     <w:p>
@@ -20347,9 +19889,6 @@
         </w:numPr>
         <w:spacing w:line="276" w:lineRule="auto"/>
         <w:ind w:firstLineChars="0"/>
-        <w:rPr>
-          <w:rFonts w:hint="eastAsia"/>
-        </w:rPr>
       </w:pPr>
       <w:r>
         <w:rPr>
@@ -20412,9 +19951,6 @@
         </w:numPr>
         <w:spacing w:line="276" w:lineRule="auto"/>
         <w:ind w:firstLineChars="0"/>
-        <w:rPr>
-          <w:rFonts w:hint="eastAsia"/>
-        </w:rPr>
       </w:pPr>
       <w:r>
         <w:rPr>
@@ -20456,9 +19992,6 @@
         </w:numPr>
         <w:spacing w:line="276" w:lineRule="auto"/>
         <w:ind w:firstLineChars="0"/>
-        <w:rPr>
-          <w:rFonts w:hint="eastAsia"/>
-        </w:rPr>
       </w:pPr>
       <w:r>
         <w:rPr>
@@ -20725,9 +20258,6 @@
         </w:numPr>
         <w:spacing w:line="276" w:lineRule="auto"/>
         <w:ind w:firstLineChars="0"/>
-        <w:rPr>
-          <w:rFonts w:hint="eastAsia"/>
-        </w:rPr>
       </w:pPr>
       <w:r>
         <w:rPr>
@@ -20861,6 +20391,7 @@
         <w:rPr>
           <w:rFonts w:hint="eastAsia"/>
         </w:rPr>
+        <w:lastRenderedPageBreak/>
         <w:t>查询请求中可携带如下筛选参数：</w:t>
       </w:r>
       <w:r>
@@ -20903,7 +20434,6 @@
         <w:rPr>
           <w:rFonts w:hint="eastAsia"/>
         </w:rPr>
-        <w:lastRenderedPageBreak/>
         <w:t>结合查询匹配流程验证不同查询条件下匹配结果，分析测试点如下：</w:t>
       </w:r>
     </w:p>
@@ -21230,19 +20760,7 @@
               <w:rPr>
                 <w:rFonts w:hint="eastAsia"/>
               </w:rPr>
-              <w:t xml:space="preserve">partnumberMarker </w:t>
-            </w:r>
-            <w:r>
-              <w:rPr>
-                <w:rFonts w:hint="eastAsia"/>
-              </w:rPr>
-              <w:t>+</w:t>
-            </w:r>
-            <w:r>
-              <w:rPr>
-                <w:rFonts w:hint="eastAsia"/>
-              </w:rPr>
-              <w:t xml:space="preserve"> maxparts</w:t>
+              <w:t>partnumberMarker + maxparts</w:t>
             </w:r>
           </w:p>
         </w:tc>
@@ -21437,9 +20955,6 @@
         </w:numPr>
         <w:spacing w:line="276" w:lineRule="auto"/>
         <w:ind w:firstLineChars="0"/>
-        <w:rPr>
-          <w:rFonts w:hint="eastAsia"/>
-        </w:rPr>
       </w:pPr>
       <w:r>
         <w:rPr>
@@ -21469,9 +20984,6 @@
         </w:numPr>
         <w:spacing w:line="276" w:lineRule="auto"/>
         <w:ind w:firstLineChars="0"/>
-        <w:rPr>
-          <w:rFonts w:hint="eastAsia"/>
-        </w:rPr>
       </w:pPr>
       <w:r>
         <w:rPr>
@@ -21527,7 +21039,19 @@
         <w:rPr>
           <w:rFonts w:hint="eastAsia"/>
         </w:rPr>
+        <w:t>Id</w:t>
+      </w:r>
+      <w:r>
+        <w:rPr>
+          <w:rFonts w:hint="eastAsia"/>
+        </w:rPr>
         <w:t>记录，查询分段上传列表</w:t>
+      </w:r>
+      <w:r>
+        <w:rPr>
+          <w:rFonts w:hint="eastAsia"/>
+        </w:rPr>
+        <w:t>（检测点查不到）</w:t>
       </w:r>
     </w:p>
     <w:p>
@@ -21539,9 +21063,6 @@
         </w:numPr>
         <w:spacing w:line="276" w:lineRule="auto"/>
         <w:ind w:firstLineChars="0"/>
-        <w:rPr>
-          <w:rFonts w:hint="eastAsia"/>
-        </w:rPr>
       </w:pPr>
       <w:r>
         <w:rPr>
@@ -21559,9 +21080,6 @@
         </w:numPr>
         <w:spacing w:line="276" w:lineRule="auto"/>
         <w:ind w:firstLineChars="0"/>
-        <w:rPr>
-          <w:rFonts w:hint="eastAsia"/>
-        </w:rPr>
       </w:pPr>
       <w:r>
         <w:rPr>
@@ -21579,9 +21097,6 @@
         </w:numPr>
         <w:spacing w:line="276" w:lineRule="auto"/>
         <w:ind w:firstLineChars="0"/>
-        <w:rPr>
-          <w:rFonts w:hint="eastAsia"/>
-        </w:rPr>
       </w:pPr>
       <w:r>
         <w:rPr>
@@ -21623,9 +21138,6 @@
         </w:numPr>
         <w:spacing w:line="276" w:lineRule="auto"/>
         <w:ind w:firstLineChars="0"/>
-        <w:rPr>
-          <w:rFonts w:hint="eastAsia"/>
-        </w:rPr>
       </w:pPr>
       <w:r>
         <w:rPr>
@@ -21643,9 +21155,6 @@
         </w:numPr>
         <w:spacing w:line="276" w:lineRule="auto"/>
         <w:ind w:firstLineChars="0"/>
-        <w:rPr>
-          <w:rFonts w:hint="eastAsia"/>
-        </w:rPr>
       </w:pPr>
       <w:r>
         <w:rPr>
@@ -21871,6 +21380,7 @@
               <w:rPr>
                 <w:rFonts w:hint="eastAsia"/>
               </w:rPr>
+              <w:lastRenderedPageBreak/>
               <w:t>测试项</w:t>
             </w:r>
           </w:p>
@@ -21927,7 +21437,6 @@
               <w:rPr>
                 <w:rFonts w:hint="eastAsia"/>
               </w:rPr>
-              <w:lastRenderedPageBreak/>
               <w:t>prefix</w:t>
             </w:r>
           </w:p>
@@ -22419,6 +21928,9 @@
               </w:numPr>
               <w:spacing w:line="276" w:lineRule="auto"/>
               <w:ind w:firstLineChars="0"/>
+              <w:rPr>
+                <w:rFonts w:hint="eastAsia"/>
+              </w:rPr>
             </w:pPr>
             <w:r>
               <w:rPr>
@@ -22437,6 +21949,23 @@
                 <w:rFonts w:hint="eastAsia"/>
               </w:rPr>
               <w:t>大于返回匹配记录数</w:t>
+            </w:r>
+          </w:p>
+          <w:p>
+            <w:pPr>
+              <w:pStyle w:val="ListParagraph"/>
+              <w:numPr>
+                <w:ilvl w:val="0"/>
+                <w:numId w:val="18"/>
+              </w:numPr>
+              <w:spacing w:line="276" w:lineRule="auto"/>
+              <w:ind w:firstLineChars="0"/>
+            </w:pPr>
+            <w:r>
+              <w:rPr>
+                <w:rFonts w:hint="eastAsia"/>
+              </w:rPr>
+              <w:t>等于</w:t>
             </w:r>
           </w:p>
         </w:tc>
@@ -22679,7 +22208,6 @@
               <w:spacing w:line="276" w:lineRule="auto"/>
               <w:ind w:firstLineChars="0"/>
               <w:rPr>
-                <w:rFonts w:hint="eastAsia"/>
                 <w:szCs w:val="20"/>
               </w:rPr>
             </w:pPr>
@@ -22723,6 +22251,13 @@
                 <w:rFonts w:hint="eastAsia"/>
                 <w:szCs w:val="20"/>
               </w:rPr>
+              <w:t>Id</w:t>
+            </w:r>
+            <w:r>
+              <w:rPr>
+                <w:rFonts w:hint="eastAsia"/>
+                <w:szCs w:val="20"/>
+              </w:rPr>
               <w:t>，多个</w:t>
             </w:r>
             <w:r>
@@ -22731,6 +22266,13 @@
                 <w:szCs w:val="20"/>
               </w:rPr>
               <w:t>upload</w:t>
+            </w:r>
+            <w:r>
+              <w:rPr>
+                <w:rFonts w:hint="eastAsia"/>
+                <w:szCs w:val="20"/>
+              </w:rPr>
+              <w:t>Id</w:t>
             </w:r>
             <w:r>
               <w:rPr>
@@ -23012,9 +22554,6 @@
               </w:numPr>
               <w:spacing w:line="276" w:lineRule="auto"/>
               <w:ind w:firstLineChars="0"/>
-              <w:rPr>
-                <w:rFonts w:hint="eastAsia"/>
-              </w:rPr>
             </w:pPr>
             <w:r>
               <w:rPr>
@@ -23032,9 +22571,6 @@
               </w:numPr>
               <w:spacing w:line="276" w:lineRule="auto"/>
               <w:ind w:firstLineChars="0"/>
-              <w:rPr>
-                <w:rFonts w:hint="eastAsia"/>
-              </w:rPr>
             </w:pPr>
             <w:r>
               <w:rPr>
@@ -23053,9 +22589,6 @@
               <w:pStyle w:val="ListParagraph"/>
               <w:spacing w:line="276" w:lineRule="auto"/>
               <w:ind w:firstLineChars="0" w:firstLine="0"/>
-              <w:rPr>
-                <w:rFonts w:hint="eastAsia"/>
-              </w:rPr>
             </w:pPr>
             <w:r>
               <w:rPr>
@@ -23093,6 +22626,7 @@
               <w:rPr>
                 <w:rFonts w:hint="eastAsia"/>
               </w:rPr>
+              <w:lastRenderedPageBreak/>
               <w:t>prefix+</w:t>
             </w:r>
             <w:r>
@@ -23118,7 +22652,6 @@
               <w:ind w:firstLineChars="0" w:firstLine="0"/>
             </w:pPr>
             <w:r>
-              <w:lastRenderedPageBreak/>
               <w:t>-idmarker</w:t>
             </w:r>
             <w:r>
@@ -23147,7 +22680,6 @@
               <w:rPr>
                 <w:rFonts w:hint="eastAsia"/>
               </w:rPr>
-              <w:lastRenderedPageBreak/>
               <w:t>存在匹配记录</w:t>
             </w:r>
           </w:p>
@@ -23160,9 +22692,6 @@
               </w:numPr>
               <w:spacing w:line="276" w:lineRule="auto"/>
               <w:ind w:firstLineChars="0"/>
-              <w:rPr>
-                <w:rFonts w:hint="eastAsia"/>
-              </w:rPr>
             </w:pPr>
             <w:r>
               <w:rPr>
@@ -23191,7 +22720,6 @@
               <w:rPr>
                 <w:rFonts w:hint="eastAsia"/>
               </w:rPr>
-              <w:lastRenderedPageBreak/>
               <w:t>匹配不到</w:t>
             </w:r>
             <w:r>
@@ -23245,7 +22773,6 @@
               <w:rPr>
                 <w:rFonts w:hint="eastAsia"/>
               </w:rPr>
-              <w:lastRenderedPageBreak/>
               <w:t>优先匹配</w:t>
             </w:r>
             <w:r>
@@ -23274,7 +22801,6 @@
               <w:ind w:firstLineChars="0" w:firstLine="0"/>
             </w:pPr>
             <w:r>
-              <w:lastRenderedPageBreak/>
               <w:t>-idmarker</w:t>
             </w:r>
             <w:r>
@@ -23307,7 +22833,6 @@
               <w:rPr>
                 <w:rFonts w:hint="eastAsia"/>
               </w:rPr>
-              <w:lastRenderedPageBreak/>
               <w:t>delimiter</w:t>
             </w:r>
             <w:r>
@@ -23502,14 +23027,7 @@
                 <w:rFonts w:hint="eastAsia"/>
                 <w:noProof/>
               </w:rPr>
-              <w:t>prefix+KeyMarker+uploadId</w:t>
-            </w:r>
-            <w:r>
-              <w:rPr>
-                <w:rFonts w:hint="eastAsia"/>
-                <w:noProof/>
-              </w:rPr>
-              <w:t>Marker</w:t>
+              <w:t>prefix+KeyMarker+uploadIdMarker</w:t>
             </w:r>
             <w:r>
               <w:rPr>
@@ -23533,7 +23051,6 @@
               </w:numPr>
               <w:ind w:firstLineChars="0"/>
               <w:rPr>
-                <w:rFonts w:hint="eastAsia"/>
                 <w:iCs/>
                 <w:color w:val="000000"/>
               </w:rPr>
@@ -23572,7 +23089,6 @@
               </w:numPr>
               <w:ind w:firstLineChars="0"/>
               <w:rPr>
-                <w:rFonts w:hint="eastAsia"/>
                 <w:iCs/>
                 <w:color w:val="000000"/>
               </w:rPr>
@@ -24026,7 +23542,7 @@
               <w:adjustRightInd w:val="0"/>
               <w:spacing w:line="360" w:lineRule="auto"/>
               <w:rPr>
-                <w:rFonts w:ascii="Times New Roman" w:hAnsi="Times New Roman" w:hint="eastAsia"/>
+                <w:rFonts w:ascii="Times New Roman" w:hAnsi="Times New Roman"/>
               </w:rPr>
             </w:pPr>
             <w:r>
@@ -24158,7 +23674,7 @@
               <w:adjustRightInd w:val="0"/>
               <w:spacing w:line="360" w:lineRule="auto"/>
               <w:rPr>
-                <w:rFonts w:ascii="Times New Roman" w:hAnsi="Times New Roman" w:hint="eastAsia"/>
+                <w:rFonts w:ascii="Times New Roman" w:hAnsi="Times New Roman"/>
               </w:rPr>
             </w:pPr>
             <w:r>
@@ -24197,32 +23713,39 @@
               <w:adjustRightInd w:val="0"/>
               <w:spacing w:line="360" w:lineRule="auto"/>
               <w:rPr>
+                <w:rFonts w:ascii="Times New Roman" w:hAnsi="Times New Roman"/>
+              </w:rPr>
+            </w:pPr>
+            <w:r>
+              <w:rPr>
                 <w:rFonts w:ascii="Times New Roman" w:hAnsi="Times New Roman" w:hint="eastAsia"/>
               </w:rPr>
-            </w:pPr>
+              <w:t>相同</w:t>
+            </w:r>
             <w:r>
               <w:rPr>
                 <w:rFonts w:ascii="Times New Roman" w:hAnsi="Times New Roman" w:hint="eastAsia"/>
               </w:rPr>
-              <w:t>相同</w:t>
+              <w:t>key</w:t>
             </w:r>
             <w:r>
               <w:rPr>
                 <w:rFonts w:ascii="Times New Roman" w:hAnsi="Times New Roman" w:hint="eastAsia"/>
               </w:rPr>
-              <w:t>key</w:t>
+              <w:t>，上传不同分段</w:t>
             </w:r>
             <w:r>
               <w:rPr>
                 <w:rFonts w:ascii="Times New Roman" w:hAnsi="Times New Roman" w:hint="eastAsia"/>
               </w:rPr>
-              <w:t>，上传不同分段</w:t>
+              <w:t>（覆盖不同长度、相同长</w:t>
             </w:r>
             <w:r>
               <w:rPr>
                 <w:rFonts w:ascii="Times New Roman" w:hAnsi="Times New Roman" w:hint="eastAsia"/>
               </w:rPr>
-              <w:t>（覆盖不同长度、相同长度）</w:t>
+              <w:lastRenderedPageBreak/>
+              <w:t>度）</w:t>
             </w:r>
           </w:p>
           <w:p>
@@ -24278,6 +23801,7 @@
               <w:rPr>
                 <w:rFonts w:ascii="Times New Roman" w:hAnsi="Times New Roman" w:hint="eastAsia"/>
               </w:rPr>
+              <w:lastRenderedPageBreak/>
               <w:t>1</w:t>
             </w:r>
             <w:r>
@@ -24347,9 +23871,6 @@
                 <w:numId w:val="49"/>
               </w:numPr>
               <w:ind w:firstLineChars="0"/>
-              <w:rPr>
-                <w:rFonts w:hint="eastAsia"/>
-              </w:rPr>
             </w:pPr>
             <w:r>
               <w:rPr>
@@ -24490,7 +24011,7 @@
               <w:adjustRightInd w:val="0"/>
               <w:spacing w:line="360" w:lineRule="auto"/>
               <w:rPr>
-                <w:rFonts w:ascii="Times New Roman" w:hAnsi="Times New Roman" w:hint="eastAsia"/>
+                <w:rFonts w:ascii="Times New Roman" w:hAnsi="Times New Roman"/>
               </w:rPr>
             </w:pPr>
             <w:r>
@@ -24587,7 +24108,7 @@
               <w:adjustRightInd w:val="0"/>
               <w:spacing w:line="360" w:lineRule="auto"/>
               <w:rPr>
-                <w:rFonts w:ascii="Times New Roman" w:hAnsi="Times New Roman" w:hint="eastAsia"/>
+                <w:rFonts w:ascii="Times New Roman" w:hAnsi="Times New Roman"/>
               </w:rPr>
             </w:pPr>
             <w:r>
@@ -24613,7 +24134,7 @@
               <w:adjustRightInd w:val="0"/>
               <w:spacing w:line="360" w:lineRule="auto"/>
               <w:rPr>
-                <w:rFonts w:ascii="Times New Roman" w:hAnsi="Times New Roman" w:hint="eastAsia"/>
+                <w:rFonts w:ascii="Times New Roman" w:hAnsi="Times New Roman"/>
               </w:rPr>
             </w:pPr>
             <w:r>
@@ -24634,7 +24155,7 @@
               <w:adjustRightInd w:val="0"/>
               <w:spacing w:line="360" w:lineRule="auto"/>
               <w:rPr>
-                <w:rFonts w:ascii="Times New Roman" w:hAnsi="Times New Roman" w:hint="eastAsia"/>
+                <w:rFonts w:ascii="Times New Roman" w:hAnsi="Times New Roman"/>
               </w:rPr>
             </w:pPr>
             <w:r>
@@ -24657,7 +24178,7 @@
               <w:spacing w:line="360" w:lineRule="auto"/>
               <w:ind w:left="360"/>
               <w:rPr>
-                <w:rFonts w:ascii="Times New Roman" w:hAnsi="Times New Roman" w:hint="eastAsia"/>
+                <w:rFonts w:ascii="Times New Roman" w:hAnsi="Times New Roman"/>
               </w:rPr>
             </w:pPr>
           </w:p>
@@ -24724,7 +24245,7 @@
               <w:adjustRightInd w:val="0"/>
               <w:spacing w:line="360" w:lineRule="auto"/>
               <w:rPr>
-                <w:rFonts w:ascii="Times New Roman" w:hAnsi="Times New Roman" w:hint="eastAsia"/>
+                <w:rFonts w:ascii="Times New Roman" w:hAnsi="Times New Roman"/>
               </w:rPr>
             </w:pPr>
             <w:r>
@@ -24846,11 +24367,19 @@
               </w:rPr>
               <w:t>1</w:t>
             </w:r>
+            <w:commentRangeStart w:id="17"/>
             <w:r>
               <w:rPr>
                 <w:rFonts w:ascii="Times New Roman" w:hAnsi="Times New Roman" w:hint="eastAsia"/>
               </w:rPr>
               <w:t>、操作同一个对象</w:t>
+            </w:r>
+            <w:commentRangeEnd w:id="17"/>
+            <w:r>
+              <w:rPr>
+                <w:rStyle w:val="CommentReference"/>
+              </w:rPr>
+              <w:commentReference w:id="17"/>
             </w:r>
           </w:p>
           <w:p>
@@ -24952,9 +24481,6 @@
                 <w:numId w:val="29"/>
               </w:numPr>
               <w:ind w:firstLineChars="0"/>
-              <w:rPr>
-                <w:rFonts w:hint="eastAsia"/>
-              </w:rPr>
             </w:pPr>
             <w:r>
               <w:rPr>
@@ -24971,9 +24497,6 @@
                 <w:numId w:val="29"/>
               </w:numPr>
               <w:ind w:firstLineChars="0"/>
-              <w:rPr>
-                <w:rFonts w:hint="eastAsia"/>
-              </w:rPr>
             </w:pPr>
             <w:r>
               <w:rPr>
@@ -25006,7 +24529,7 @@
               <w:rPr>
                 <w:rFonts w:hint="eastAsia"/>
               </w:rPr>
-              <w:t>终止分段上传成功，分段上传失败</w:t>
+              <w:t>上传对象失败；都成功；</w:t>
             </w:r>
           </w:p>
         </w:tc>
@@ -25315,6 +24838,7 @@
         <w:rPr>
           <w:rFonts w:ascii="宋体" w:hAnsi="宋体" w:hint="eastAsia"/>
         </w:rPr>
+        <w:lastRenderedPageBreak/>
         <w:t>所以本次java接口参数校验主要覆盖正常场景和异常null场景。</w:t>
       </w:r>
     </w:p>
@@ -25488,7 +25012,6 @@
               <w:jc w:val="left"/>
             </w:pPr>
             <w:r>
-              <w:lastRenderedPageBreak/>
               <w:t>N</w:t>
             </w:r>
             <w:r>
@@ -26028,9 +25551,6 @@
         </w:numPr>
         <w:spacing w:line="276" w:lineRule="auto"/>
         <w:ind w:firstLineChars="0"/>
-        <w:rPr>
-          <w:rFonts w:hint="eastAsia"/>
-        </w:rPr>
       </w:pPr>
       <w:r>
         <w:rPr>
@@ -26080,9 +25600,6 @@
         <w:pStyle w:val="ListParagraph"/>
         <w:spacing w:line="276" w:lineRule="auto"/>
         <w:ind w:left="780" w:firstLineChars="0" w:firstLine="0"/>
-        <w:rPr>
-          <w:rFonts w:hint="eastAsia"/>
-        </w:rPr>
       </w:pPr>
       <w:r>
         <w:rPr>
@@ -26100,9 +25617,6 @@
         </w:numPr>
         <w:spacing w:line="276" w:lineRule="auto"/>
         <w:ind w:firstLineChars="0"/>
-        <w:rPr>
-          <w:rFonts w:hint="eastAsia"/>
-        </w:rPr>
       </w:pPr>
       <w:r>
         <w:rPr>
@@ -26120,9 +25634,6 @@
         </w:numPr>
         <w:spacing w:line="276" w:lineRule="auto"/>
         <w:ind w:firstLineChars="0"/>
-        <w:rPr>
-          <w:rFonts w:hint="eastAsia"/>
-        </w:rPr>
       </w:pPr>
       <w:r>
         <w:rPr>
@@ -26152,9 +25663,6 @@
         </w:numPr>
         <w:spacing w:line="276" w:lineRule="auto"/>
         <w:ind w:firstLineChars="0"/>
-        <w:rPr>
-          <w:rFonts w:hint="eastAsia"/>
-        </w:rPr>
       </w:pPr>
       <w:r>
         <w:rPr>
@@ -26185,9 +25693,6 @@
         </w:numPr>
         <w:spacing w:line="276" w:lineRule="auto"/>
         <w:ind w:firstLineChars="0"/>
-        <w:rPr>
-          <w:rFonts w:hint="eastAsia"/>
-        </w:rPr>
       </w:pPr>
       <w:r>
         <w:rPr>
@@ -26207,9 +25712,6 @@
         <w:pStyle w:val="ListParagraph"/>
         <w:spacing w:line="276" w:lineRule="auto"/>
         <w:ind w:left="780" w:firstLineChars="0" w:firstLine="0"/>
-        <w:rPr>
-          <w:rFonts w:hint="eastAsia"/>
-        </w:rPr>
       </w:pPr>
       <w:r>
         <w:rPr>
@@ -26227,9 +25729,6 @@
         </w:numPr>
         <w:spacing w:line="276" w:lineRule="auto"/>
         <w:ind w:firstLineChars="0"/>
-        <w:rPr>
-          <w:rFonts w:hint="eastAsia"/>
-        </w:rPr>
       </w:pPr>
       <w:r>
         <w:rPr>
@@ -26247,9 +25746,6 @@
         </w:numPr>
         <w:spacing w:line="276" w:lineRule="auto"/>
         <w:ind w:firstLineChars="0"/>
-        <w:rPr>
-          <w:rFonts w:hint="eastAsia"/>
-        </w:rPr>
       </w:pPr>
       <w:r>
         <w:rPr>
@@ -26355,6 +25851,7 @@
         <w:rPr>
           <w:rFonts w:hint="eastAsia"/>
         </w:rPr>
+        <w:lastRenderedPageBreak/>
         <w:t>异常场景主要覆盖</w:t>
       </w:r>
       <w:r>
@@ -26427,12 +25924,11 @@
           <w:rFonts w:ascii="Arial" w:hAnsi="Arial" w:cs="Arial"/>
         </w:rPr>
       </w:pPr>
-      <w:bookmarkStart w:id="15" w:name="_Toc430105226"/>
+      <w:bookmarkStart w:id="18" w:name="_Toc430105226"/>
       <w:r>
         <w:rPr>
           <w:rFonts w:ascii="Arial" w:hAnsi="Arial" w:cs="Arial"/>
         </w:rPr>
-        <w:lastRenderedPageBreak/>
         <w:t>性能</w:t>
       </w:r>
       <w:r>
@@ -26440,129 +25936,129 @@
           <w:rFonts w:ascii="Arial" w:hAnsi="Arial" w:cs="Arial"/>
         </w:rPr>
         <w:t>分析和设计</w:t>
-      </w:r>
-      <w:bookmarkEnd w:id="15"/>
-    </w:p>
-    <w:p>
-      <w:pPr>
-        <w:spacing w:line="276" w:lineRule="auto"/>
-        <w:ind w:left="720"/>
-      </w:pPr>
-      <w:r>
-        <w:rPr>
-          <w:rFonts w:hint="eastAsia"/>
-        </w:rPr>
-        <w:t>不考虑</w:t>
-      </w:r>
-      <w:r>
-        <w:rPr>
-          <w:rFonts w:hint="eastAsia"/>
-        </w:rPr>
-        <w:t>。</w:t>
-      </w:r>
-    </w:p>
-    <w:p>
-      <w:pPr>
-        <w:pStyle w:val="Heading3"/>
-        <w:spacing w:line="276" w:lineRule="auto"/>
-        <w:rPr>
-          <w:rFonts w:ascii="Arial" w:hAnsi="Arial" w:cs="Arial"/>
-        </w:rPr>
-      </w:pPr>
-      <w:bookmarkStart w:id="16" w:name="_Toc430105227"/>
-      <w:r>
-        <w:rPr>
-          <w:rFonts w:ascii="Arial" w:hAnsi="Arial" w:cs="Arial"/>
-        </w:rPr>
-        <w:t>兼容性分析和设计</w:t>
-      </w:r>
-      <w:bookmarkEnd w:id="16"/>
-    </w:p>
-    <w:p>
-      <w:pPr>
-        <w:ind w:left="720"/>
-      </w:pPr>
-      <w:r>
-        <w:rPr>
-          <w:rFonts w:hint="eastAsia"/>
-        </w:rPr>
-        <w:t>不考虑。</w:t>
-      </w:r>
-    </w:p>
-    <w:p>
-      <w:pPr>
-        <w:pStyle w:val="Heading3"/>
-        <w:spacing w:line="276" w:lineRule="auto"/>
-        <w:rPr>
-          <w:rFonts w:ascii="Arial" w:hAnsi="Arial" w:cs="Arial"/>
-        </w:rPr>
-      </w:pPr>
-      <w:bookmarkStart w:id="17" w:name="_Toc430105228"/>
-      <w:r>
-        <w:rPr>
-          <w:rFonts w:ascii="Arial" w:hAnsi="Arial" w:cs="Arial"/>
-        </w:rPr>
-        <w:t>与其它</w:t>
-      </w:r>
-      <w:r>
-        <w:rPr>
-          <w:rFonts w:ascii="Arial" w:hAnsi="Arial" w:cs="Arial"/>
-        </w:rPr>
-        <w:t>story</w:t>
-      </w:r>
-      <w:r>
-        <w:rPr>
-          <w:rFonts w:ascii="Arial" w:hAnsi="Arial" w:cs="Arial"/>
-        </w:rPr>
-        <w:t>和特性交互分析和设计</w:t>
-      </w:r>
-      <w:bookmarkEnd w:id="17"/>
-    </w:p>
-    <w:p>
-      <w:pPr>
-        <w:spacing w:line="276" w:lineRule="auto"/>
-        <w:ind w:left="420" w:firstLine="420"/>
-      </w:pPr>
-      <w:r>
-        <w:rPr>
-          <w:rFonts w:hint="eastAsia"/>
-        </w:rPr>
-        <w:t>无。</w:t>
-      </w:r>
-    </w:p>
-    <w:p>
-      <w:pPr>
-        <w:pStyle w:val="Heading2"/>
-        <w:spacing w:line="276" w:lineRule="auto"/>
-        <w:rPr>
-          <w:rFonts w:cs="Arial"/>
-        </w:rPr>
-      </w:pPr>
-      <w:bookmarkStart w:id="18" w:name="_Toc430105229"/>
-      <w:r>
-        <w:rPr>
-          <w:rFonts w:cs="Arial"/>
-        </w:rPr>
-        <w:t>可测试性分析</w:t>
       </w:r>
       <w:bookmarkEnd w:id="18"/>
     </w:p>
     <w:p>
       <w:pPr>
+        <w:spacing w:line="276" w:lineRule="auto"/>
+        <w:ind w:left="720"/>
+      </w:pPr>
+      <w:r>
+        <w:rPr>
+          <w:rFonts w:hint="eastAsia"/>
+        </w:rPr>
+        <w:t>不考虑</w:t>
+      </w:r>
+      <w:r>
+        <w:rPr>
+          <w:rFonts w:hint="eastAsia"/>
+        </w:rPr>
+        <w:t>。</w:t>
+      </w:r>
+    </w:p>
+    <w:p>
+      <w:pPr>
+        <w:pStyle w:val="Heading3"/>
+        <w:spacing w:line="276" w:lineRule="auto"/>
+        <w:rPr>
+          <w:rFonts w:ascii="Arial" w:hAnsi="Arial" w:cs="Arial"/>
+        </w:rPr>
+      </w:pPr>
+      <w:bookmarkStart w:id="19" w:name="_Toc430105227"/>
+      <w:r>
+        <w:rPr>
+          <w:rFonts w:ascii="Arial" w:hAnsi="Arial" w:cs="Arial"/>
+        </w:rPr>
+        <w:t>兼容性分析和设计</w:t>
+      </w:r>
+      <w:bookmarkEnd w:id="19"/>
+    </w:p>
+    <w:p>
+      <w:pPr>
+        <w:ind w:left="720"/>
+      </w:pPr>
+      <w:r>
+        <w:rPr>
+          <w:rFonts w:hint="eastAsia"/>
+        </w:rPr>
+        <w:t>不考虑。</w:t>
+      </w:r>
+    </w:p>
+    <w:p>
+      <w:pPr>
+        <w:pStyle w:val="Heading3"/>
+        <w:spacing w:line="276" w:lineRule="auto"/>
+        <w:rPr>
+          <w:rFonts w:ascii="Arial" w:hAnsi="Arial" w:cs="Arial"/>
+        </w:rPr>
+      </w:pPr>
+      <w:bookmarkStart w:id="20" w:name="_Toc430105228"/>
+      <w:r>
+        <w:rPr>
+          <w:rFonts w:ascii="Arial" w:hAnsi="Arial" w:cs="Arial"/>
+        </w:rPr>
+        <w:t>与其它</w:t>
+      </w:r>
+      <w:r>
+        <w:rPr>
+          <w:rFonts w:ascii="Arial" w:hAnsi="Arial" w:cs="Arial"/>
+        </w:rPr>
+        <w:t>story</w:t>
+      </w:r>
+      <w:r>
+        <w:rPr>
+          <w:rFonts w:ascii="Arial" w:hAnsi="Arial" w:cs="Arial"/>
+        </w:rPr>
+        <w:t>和特性交互分析和设计</w:t>
+      </w:r>
+      <w:bookmarkEnd w:id="20"/>
+    </w:p>
+    <w:p>
+      <w:pPr>
+        <w:spacing w:line="276" w:lineRule="auto"/>
+        <w:ind w:left="420" w:firstLine="420"/>
+      </w:pPr>
+      <w:r>
+        <w:rPr>
+          <w:rFonts w:hint="eastAsia"/>
+        </w:rPr>
+        <w:t>无。</w:t>
+      </w:r>
+    </w:p>
+    <w:p>
+      <w:pPr>
         <w:pStyle w:val="Heading2"/>
         <w:spacing w:line="276" w:lineRule="auto"/>
         <w:rPr>
           <w:rFonts w:cs="Arial"/>
         </w:rPr>
       </w:pPr>
-      <w:bookmarkStart w:id="19" w:name="_Toc430105230"/>
+      <w:bookmarkStart w:id="21" w:name="_Toc430105229"/>
       <w:r>
         <w:rPr>
           <w:rFonts w:cs="Arial"/>
         </w:rPr>
+        <w:t>可测试性分析</w:t>
+      </w:r>
+      <w:bookmarkEnd w:id="21"/>
+    </w:p>
+    <w:p>
+      <w:pPr>
+        <w:pStyle w:val="Heading2"/>
+        <w:spacing w:line="276" w:lineRule="auto"/>
+        <w:rPr>
+          <w:rFonts w:cs="Arial"/>
+        </w:rPr>
+      </w:pPr>
+      <w:bookmarkStart w:id="22" w:name="_Toc430105230"/>
+      <w:r>
+        <w:rPr>
+          <w:rFonts w:cs="Arial"/>
+        </w:rPr>
         <w:t>自动化分析和设计</w:t>
       </w:r>
-      <w:bookmarkEnd w:id="19"/>
+      <w:bookmarkEnd w:id="22"/>
     </w:p>
     <w:p>
       <w:pPr>
@@ -26638,14 +26134,14 @@
         <w:pStyle w:val="Heading2"/>
         <w:spacing w:line="276" w:lineRule="auto"/>
       </w:pPr>
-      <w:bookmarkStart w:id="20" w:name="_Toc430105231"/>
+      <w:bookmarkStart w:id="23" w:name="_Toc430105231"/>
       <w:r>
         <w:rPr>
           <w:rFonts w:cs="Arial"/>
         </w:rPr>
         <w:t>详细测试方法</w:t>
       </w:r>
-      <w:bookmarkEnd w:id="20"/>
+      <w:bookmarkEnd w:id="23"/>
       <w:r>
         <w:rPr>
           <w:rFonts w:hint="eastAsia"/>
@@ -26661,14 +26157,14 @@
           <w:rFonts w:ascii="Arial" w:hAnsi="Arial" w:cs="Arial"/>
         </w:rPr>
       </w:pPr>
-      <w:bookmarkStart w:id="21" w:name="_Toc430105232"/>
+      <w:bookmarkStart w:id="24" w:name="_Toc430105232"/>
       <w:r>
         <w:rPr>
           <w:rFonts w:ascii="Arial" w:hAnsi="Arial" w:cs="Arial"/>
         </w:rPr>
         <w:t>详细设计</w:t>
       </w:r>
-      <w:bookmarkEnd w:id="21"/>
+      <w:bookmarkEnd w:id="24"/>
     </w:p>
     <w:p>
       <w:r>
@@ -26686,14 +26182,14 @@
           <w:rFonts w:ascii="Arial" w:hAnsi="Arial" w:cs="Arial"/>
         </w:rPr>
       </w:pPr>
-      <w:bookmarkStart w:id="22" w:name="_Toc430105233"/>
+      <w:bookmarkStart w:id="25" w:name="_Toc430105233"/>
       <w:r>
         <w:rPr>
           <w:rFonts w:ascii="Arial" w:hAnsi="Arial" w:cs="Arial"/>
         </w:rPr>
         <w:t>验收测试用例</w:t>
       </w:r>
-      <w:bookmarkEnd w:id="22"/>
+      <w:bookmarkEnd w:id="25"/>
     </w:p>
     <w:tbl>
       <w:tblPr>
@@ -26882,7 +26378,7 @@
               <w:ind w:firstLineChars="0"/>
               <w:cnfStyle w:val="000000100000"/>
               <w:rPr>
-                <w:rFonts w:ascii="Arial" w:hAnsi="Arial" w:cs="Arial" w:hint="eastAsia"/>
+                <w:rFonts w:ascii="Arial" w:hAnsi="Arial" w:cs="Arial"/>
                 <w:sz w:val="20"/>
                 <w:szCs w:val="20"/>
               </w:rPr>
@@ -26906,9 +26402,6 @@
               <w:spacing w:line="276" w:lineRule="auto"/>
               <w:ind w:firstLineChars="0"/>
               <w:cnfStyle w:val="000000100000"/>
-              <w:rPr>
-                <w:rFonts w:hint="eastAsia"/>
-              </w:rPr>
             </w:pPr>
             <w:r>
               <w:rPr>
@@ -26929,9 +26422,6 @@
               <w:spacing w:line="276" w:lineRule="auto"/>
               <w:ind w:firstLineChars="0"/>
               <w:cnfStyle w:val="000000100000"/>
-              <w:rPr>
-                <w:rFonts w:hint="eastAsia"/>
-              </w:rPr>
             </w:pPr>
             <w:r>
               <w:rPr>
@@ -26974,7 +26464,7 @@
               <w:ind w:firstLineChars="0"/>
               <w:cnfStyle w:val="000000100000"/>
               <w:rPr>
-                <w:rFonts w:ascii="Arial" w:hAnsi="Arial" w:cs="Arial" w:hint="eastAsia"/>
+                <w:rFonts w:ascii="Arial" w:hAnsi="Arial" w:cs="Arial"/>
                 <w:sz w:val="20"/>
                 <w:szCs w:val="20"/>
               </w:rPr>
@@ -27070,6 +26560,7 @@
                 <w:sz w:val="20"/>
                 <w:szCs w:val="20"/>
               </w:rPr>
+              <w:lastRenderedPageBreak/>
               <w:t>TS00</w:t>
             </w:r>
             <w:r>
@@ -27122,7 +26613,7 @@
               <w:ind w:firstLineChars="0"/>
               <w:cnfStyle w:val="000000010000"/>
               <w:rPr>
-                <w:rFonts w:ascii="Arial" w:hAnsi="Arial" w:cs="Arial" w:hint="eastAsia"/>
+                <w:rFonts w:ascii="Arial" w:hAnsi="Arial" w:cs="Arial"/>
                 <w:sz w:val="20"/>
                 <w:szCs w:val="20"/>
               </w:rPr>
@@ -27146,9 +26637,6 @@
               <w:spacing w:line="276" w:lineRule="auto"/>
               <w:ind w:firstLineChars="0"/>
               <w:cnfStyle w:val="000000010000"/>
-              <w:rPr>
-                <w:rFonts w:hint="eastAsia"/>
-              </w:rPr>
             </w:pPr>
             <w:r>
               <w:rPr>
@@ -27156,16 +26644,7 @@
                 <w:sz w:val="20"/>
                 <w:szCs w:val="20"/>
               </w:rPr>
-              <w:t>分段上传对象，指定多个</w:t>
-            </w:r>
-            <w:r>
-              <w:rPr>
-                <w:rFonts w:ascii="Arial" w:hAnsi="Arial" w:cs="Arial" w:hint="eastAsia"/>
-                <w:sz w:val="20"/>
-                <w:szCs w:val="20"/>
-              </w:rPr>
-              <w:lastRenderedPageBreak/>
-              <w:t>分段</w:t>
+              <w:t>分段上传对象，指定多个分段</w:t>
             </w:r>
             <w:r>
               <w:rPr>
@@ -27186,9 +26665,6 @@
               <w:spacing w:line="276" w:lineRule="auto"/>
               <w:ind w:firstLineChars="0"/>
               <w:cnfStyle w:val="000000010000"/>
-              <w:rPr>
-                <w:rFonts w:hint="eastAsia"/>
-              </w:rPr>
             </w:pPr>
             <w:r>
               <w:rPr>
@@ -27231,18 +26707,17 @@
               <w:ind w:firstLineChars="0"/>
               <w:cnfStyle w:val="000000010000"/>
               <w:rPr>
+                <w:rFonts w:ascii="Arial" w:hAnsi="Arial" w:cs="Arial"/>
+                <w:sz w:val="20"/>
+                <w:szCs w:val="20"/>
+              </w:rPr>
+            </w:pPr>
+            <w:r>
+              <w:rPr>
                 <w:rFonts w:ascii="Arial" w:hAnsi="Arial" w:cs="Arial" w:hint="eastAsia"/>
                 <w:sz w:val="20"/>
                 <w:szCs w:val="20"/>
               </w:rPr>
-            </w:pPr>
-            <w:r>
-              <w:rPr>
-                <w:rFonts w:ascii="Arial" w:hAnsi="Arial" w:cs="Arial" w:hint="eastAsia"/>
-                <w:sz w:val="20"/>
-                <w:szCs w:val="20"/>
-              </w:rPr>
-              <w:lastRenderedPageBreak/>
               <w:t>终止分段上传成功，查看该对象记录状态为</w:t>
             </w:r>
             <w:r>
@@ -27276,7 +26751,6 @@
                 <w:sz w:val="20"/>
                 <w:szCs w:val="20"/>
               </w:rPr>
-              <w:lastRenderedPageBreak/>
               <w:t>对象未上传成功</w:t>
             </w:r>
           </w:p>
@@ -27324,7 +26798,6 @@
                 <w:sz w:val="20"/>
                 <w:szCs w:val="20"/>
               </w:rPr>
-              <w:lastRenderedPageBreak/>
               <w:t>TS00</w:t>
             </w:r>
             <w:r>
@@ -27385,7 +26858,7 @@
               <w:ind w:firstLineChars="0"/>
               <w:cnfStyle w:val="000000100000"/>
               <w:rPr>
-                <w:rFonts w:ascii="Arial" w:hAnsi="Arial" w:cs="Arial" w:hint="eastAsia"/>
+                <w:rFonts w:ascii="Arial" w:hAnsi="Arial" w:cs="Arial"/>
                 <w:sz w:val="20"/>
                 <w:szCs w:val="20"/>
               </w:rPr>
@@ -27410,7 +26883,7 @@
               <w:ind w:firstLineChars="0"/>
               <w:cnfStyle w:val="000000100000"/>
               <w:rPr>
-                <w:rFonts w:ascii="Arial" w:hAnsi="Arial" w:cs="Arial" w:hint="eastAsia"/>
+                <w:rFonts w:ascii="Arial" w:hAnsi="Arial" w:cs="Arial"/>
                 <w:sz w:val="20"/>
                 <w:szCs w:val="20"/>
               </w:rPr>
@@ -27435,7 +26908,7 @@
               <w:ind w:firstLineChars="0"/>
               <w:cnfStyle w:val="000000100000"/>
               <w:rPr>
-                <w:rFonts w:ascii="Arial" w:hAnsi="Arial" w:cs="Arial" w:hint="eastAsia"/>
+                <w:rFonts w:ascii="Arial" w:hAnsi="Arial" w:cs="Arial"/>
                 <w:sz w:val="20"/>
                 <w:szCs w:val="20"/>
               </w:rPr>
@@ -27610,7 +27083,7 @@
               <w:ind w:firstLineChars="0"/>
               <w:cnfStyle w:val="000000010000"/>
               <w:rPr>
-                <w:rFonts w:ascii="Arial" w:hAnsi="Arial" w:cs="Arial" w:hint="eastAsia"/>
+                <w:rFonts w:ascii="Arial" w:hAnsi="Arial" w:cs="Arial"/>
                 <w:sz w:val="20"/>
                 <w:szCs w:val="20"/>
               </w:rPr>
@@ -27651,26 +27124,18 @@
               <w:ind w:firstLineChars="0"/>
               <w:cnfStyle w:val="000000010000"/>
               <w:rPr>
+                <w:rFonts w:ascii="Arial" w:hAnsi="Arial" w:cs="Arial"/>
+                <w:sz w:val="20"/>
+                <w:szCs w:val="20"/>
+              </w:rPr>
+            </w:pPr>
+            <w:r>
+              <w:rPr>
                 <w:rFonts w:ascii="Arial" w:hAnsi="Arial" w:cs="Arial" w:hint="eastAsia"/>
                 <w:sz w:val="20"/>
                 <w:szCs w:val="20"/>
               </w:rPr>
-            </w:pPr>
-            <w:r>
-              <w:rPr>
-                <w:rFonts w:ascii="Arial" w:hAnsi="Arial" w:cs="Arial" w:hint="eastAsia"/>
-                <w:sz w:val="20"/>
-                <w:szCs w:val="20"/>
-              </w:rPr>
-              <w:t>分别</w:t>
-            </w:r>
-            <w:r>
-              <w:rPr>
-                <w:rFonts w:ascii="Arial" w:hAnsi="Arial" w:cs="Arial" w:hint="eastAsia"/>
-                <w:sz w:val="20"/>
-                <w:szCs w:val="20"/>
-              </w:rPr>
-              <w:t>设置多个分段上传对象</w:t>
+              <w:t>分别设置多个分段上传对象</w:t>
             </w:r>
           </w:p>
           <w:p>
@@ -27684,7 +27149,7 @@
               <w:ind w:firstLineChars="0"/>
               <w:cnfStyle w:val="000000010000"/>
               <w:rPr>
-                <w:rFonts w:ascii="Arial" w:hAnsi="Arial" w:cs="Arial" w:hint="eastAsia"/>
+                <w:rFonts w:ascii="Arial" w:hAnsi="Arial" w:cs="Arial"/>
                 <w:sz w:val="20"/>
                 <w:szCs w:val="20"/>
               </w:rPr>
@@ -27709,34 +27174,18 @@
               <w:ind w:firstLineChars="0"/>
               <w:cnfStyle w:val="000000010000"/>
               <w:rPr>
+                <w:rFonts w:ascii="Arial" w:hAnsi="Arial" w:cs="Arial"/>
+                <w:sz w:val="20"/>
+                <w:szCs w:val="20"/>
+              </w:rPr>
+            </w:pPr>
+            <w:r>
+              <w:rPr>
                 <w:rFonts w:ascii="Arial" w:hAnsi="Arial" w:cs="Arial" w:hint="eastAsia"/>
                 <w:sz w:val="20"/>
                 <w:szCs w:val="20"/>
               </w:rPr>
-            </w:pPr>
-            <w:r>
-              <w:rPr>
-                <w:rFonts w:ascii="Arial" w:hAnsi="Arial" w:cs="Arial" w:hint="eastAsia"/>
-                <w:sz w:val="20"/>
-                <w:szCs w:val="20"/>
-              </w:rPr>
-              <w:t>查询</w:t>
-            </w:r>
-            <w:r>
-              <w:rPr>
-                <w:rFonts w:ascii="Arial" w:hAnsi="Arial" w:cs="Arial" w:hint="eastAsia"/>
-                <w:sz w:val="20"/>
-                <w:szCs w:val="20"/>
-              </w:rPr>
-              <w:t>桶中</w:t>
-            </w:r>
-            <w:r>
-              <w:rPr>
-                <w:rFonts w:ascii="Arial" w:hAnsi="Arial" w:cs="Arial" w:hint="eastAsia"/>
-                <w:sz w:val="20"/>
-                <w:szCs w:val="20"/>
-              </w:rPr>
-              <w:t>分段上传列表</w:t>
+              <w:t>查询桶中分段上传列表</w:t>
             </w:r>
           </w:p>
           <w:p>
@@ -27793,23 +27242,7 @@
                 <w:sz w:val="20"/>
                 <w:szCs w:val="20"/>
               </w:rPr>
-              <w:t>、返回</w:t>
-            </w:r>
-            <w:r>
-              <w:rPr>
-                <w:rFonts w:ascii="Arial" w:hAnsi="Arial" w:cs="Arial" w:hint="eastAsia"/>
-                <w:sz w:val="20"/>
-                <w:szCs w:val="20"/>
-              </w:rPr>
-              <w:t>桶中所有已经分段上传成功的</w:t>
-            </w:r>
-            <w:r>
-              <w:rPr>
-                <w:rFonts w:ascii="Arial" w:hAnsi="Arial" w:cs="Arial" w:hint="eastAsia"/>
-                <w:sz w:val="20"/>
-                <w:szCs w:val="20"/>
-              </w:rPr>
-              <w:t>分段记录，显示信息正确</w:t>
+              <w:t>、返回桶中所有已经分段上传成功的分段记录，显示信息正确</w:t>
             </w:r>
           </w:p>
         </w:tc>
@@ -27840,12 +27273,12 @@
       </w:pPr>
     </w:p>
     <w:sectPr>
-      <w:headerReference w:type="even" r:id="rId19"/>
-      <w:headerReference w:type="default" r:id="rId20"/>
-      <w:footerReference w:type="even" r:id="rId21"/>
-      <w:footerReference w:type="default" r:id="rId22"/>
-      <w:headerReference w:type="first" r:id="rId23"/>
-      <w:footerReference w:type="first" r:id="rId24"/>
+      <w:headerReference w:type="even" r:id="rId20"/>
+      <w:headerReference w:type="default" r:id="rId21"/>
+      <w:footerReference w:type="even" r:id="rId22"/>
+      <w:footerReference w:type="default" r:id="rId23"/>
+      <w:headerReference w:type="first" r:id="rId24"/>
+      <w:footerReference w:type="first" r:id="rId25"/>
       <w:pgSz w:w="11906" w:h="16838"/>
       <w:pgMar w:top="1312" w:right="1800" w:bottom="1440" w:left="1800" w:header="779" w:footer="992" w:gutter="0"/>
       <w:cols w:space="425"/>
@@ -27853,6 +27286,86 @@
     </w:sectPr>
   </w:body>
 </w:document>
+</file>
+
+<file path=word/comments.xml><?xml version="1.0" encoding="utf-8"?>
+<w:comments xmlns:ve="http://schemas.openxmlformats.org/markup-compatibility/2006" xmlns:o="urn:schemas-microsoft-com:office:office" xmlns:r="http://schemas.openxmlformats.org/officeDocument/2006/relationships" xmlns:m="http://schemas.openxmlformats.org/officeDocument/2006/math" xmlns:v="urn:schemas-microsoft-com:vml" xmlns:wp="http://schemas.openxmlformats.org/drawingml/2006/wordprocessingDrawing" xmlns:w10="urn:schemas-microsoft-com:office:word" xmlns:w="http://schemas.openxmlformats.org/wordprocessingml/2006/main" xmlns:wne="http://schemas.microsoft.com/office/word/2006/wordml">
+  <w:comment w:id="15" w:author="wuyan" w:date="2019-07-02T09:39:00Z" w:initials="w">
+    <w:p>
+      <w:pPr>
+        <w:pStyle w:val="CommentText"/>
+      </w:pPr>
+      <w:r>
+        <w:rPr>
+          <w:rStyle w:val="CommentReference"/>
+        </w:rPr>
+        <w:annotationRef/>
+      </w:r>
+      <w:r>
+        <w:rPr>
+          <w:rFonts w:hint="eastAsia"/>
+        </w:rPr>
+        <w:t>覆盖从小到大、从大到小、大小不一致；随机取不同大小；串行覆盖基本场景，并发所有场景</w:t>
+      </w:r>
+    </w:p>
+  </w:comment>
+  <w:comment w:id="16" w:author="wuyan" w:date="2019-07-02T09:52:00Z" w:initials="w">
+    <w:p>
+      <w:pPr>
+        <w:pStyle w:val="CommentText"/>
+      </w:pPr>
+      <w:r>
+        <w:rPr>
+          <w:rStyle w:val="CommentReference"/>
+        </w:rPr>
+        <w:annotationRef/>
+      </w:r>
+      <w:r>
+        <w:rPr>
+          <w:rFonts w:hint="eastAsia"/>
+        </w:rPr>
+        <w:t>考虑不开启版本控制：原</w:t>
+      </w:r>
+      <w:r>
+        <w:rPr>
+          <w:rFonts w:hint="eastAsia"/>
+        </w:rPr>
+        <w:t>lob</w:t>
+      </w:r>
+      <w:r>
+        <w:rPr>
+          <w:rFonts w:hint="eastAsia"/>
+        </w:rPr>
+        <w:t>较大，如</w:t>
+      </w:r>
+      <w:r>
+        <w:rPr>
+          <w:rFonts w:hint="eastAsia"/>
+        </w:rPr>
+        <w:t>5G</w:t>
+      </w:r>
+    </w:p>
+  </w:comment>
+  <w:comment w:id="17" w:author="wuyan" w:date="2019-07-02T10:11:00Z" w:initials="w">
+    <w:p>
+      <w:pPr>
+        <w:pStyle w:val="CommentText"/>
+      </w:pPr>
+      <w:r>
+        <w:rPr>
+          <w:rStyle w:val="CommentReference"/>
+        </w:rPr>
+        <w:annotationRef/>
+      </w:r>
+      <w:r>
+        <w:rPr>
+          <w:rFonts w:hint="eastAsia"/>
+        </w:rPr>
+        <w:t>开关打开和不打开</w:t>
+      </w:r>
+    </w:p>
+  </w:comment>
+</w:comments>
 </file>
 
 <file path=word/endnotes.xml><?xml version="1.0" encoding="utf-8"?>
@@ -27915,7 +27428,7 @@
               <w:rPr>
                 <w:noProof/>
               </w:rPr>
-              <w:t>2019-6-26</w:t>
+              <w:t>2019-7-2</w:t>
             </w:r>
           </w:fldSimple>
         </w:p>
@@ -35719,21 +35232,6 @@
 </file>
 
 <file path=customXml/item1.xml><?xml version="1.0" encoding="utf-8"?>
-<p:properties xmlns:p="http://schemas.microsoft.com/office/2006/metadata/properties" xmlns:xsi="http://www.w3.org/2001/XMLSchema-instance">
-  <documentManagement/>
-</p:properties>
-</file>
-
-<file path=customXml/item2.xml><?xml version="1.0" encoding="utf-8"?>
-<?mso-contentType ?>
-<FormTemplates xmlns="http://schemas.microsoft.com/sharepoint/v3/contenttype/forms">
-  <Display>DocumentLibraryForm</Display>
-  <Edit>DocumentLibraryForm</Edit>
-  <New>DocumentLibraryForm</New>
-</FormTemplates>
-</file>
-
-<file path=customXml/item3.xml><?xml version="1.0" encoding="utf-8"?>
 <ct:contentTypeSchema xmlns:ct="http://schemas.microsoft.com/office/2006/metadata/contentType" xmlns:ma="http://schemas.microsoft.com/office/2006/metadata/properties/metaAttributes" ct:_="" ma:_="" ma:contentTypeName="Document" ma:contentTypeID="0x010100C9D738FE56F9DD4F818CEE0622FC80C0" ma:contentTypeVersion="0" ma:contentTypeDescription="Create a new document." ma:contentTypeScope="" ma:versionID="c733d375e9f13075cc482d188b8bae2c">
   <xsd:schema xmlns:xsd="http://www.w3.org/2001/XMLSchema" xmlns:p="http://schemas.microsoft.com/office/2006/metadata/properties" targetNamespace="http://schemas.microsoft.com/office/2006/metadata/properties" ma:root="true" ma:fieldsID="4aeb20c0e3442673af7ee10786458764">
     <xsd:element name="properties">
@@ -35782,27 +35280,26 @@
 </ct:contentTypeSchema>
 </file>
 
+<file path=customXml/item2.xml><?xml version="1.0" encoding="utf-8"?>
+<?mso-contentType ?>
+<FormTemplates xmlns="http://schemas.microsoft.com/sharepoint/v3/contenttype/forms">
+  <Display>DocumentLibraryForm</Display>
+  <Edit>DocumentLibraryForm</Edit>
+  <New>DocumentLibraryForm</New>
+</FormTemplates>
+</file>
+
+<file path=customXml/item3.xml><?xml version="1.0" encoding="utf-8"?>
+<p:properties xmlns:p="http://schemas.microsoft.com/office/2006/metadata/properties" xmlns:xsi="http://www.w3.org/2001/XMLSchema-instance">
+  <documentManagement/>
+</p:properties>
+</file>
+
 <file path=customXml/item4.xml><?xml version="1.0" encoding="utf-8"?>
 <b:Sources xmlns:b="http://schemas.openxmlformats.org/officeDocument/2006/bibliography" xmlns="http://schemas.openxmlformats.org/officeDocument/2006/bibliography" SelectedStyle="\APA.XSL" StyleName="APA"/>
 </file>
 
 <file path=customXml/itemProps1.xml><?xml version="1.0" encoding="utf-8"?>
-<ds:datastoreItem xmlns:ds="http://schemas.openxmlformats.org/officeDocument/2006/customXml" ds:itemID="{283A67FA-FB68-40D1-A1FD-BD4AEE599422}">
-  <ds:schemaRefs>
-    <ds:schemaRef ds:uri="http://schemas.microsoft.com/office/2006/metadata/properties"/>
-  </ds:schemaRefs>
-</ds:datastoreItem>
-</file>
-
-<file path=customXml/itemProps2.xml><?xml version="1.0" encoding="utf-8"?>
-<ds:datastoreItem xmlns:ds="http://schemas.openxmlformats.org/officeDocument/2006/customXml" ds:itemID="{9C2CE626-7193-49AD-BC45-D7AF4DFA65A4}">
-  <ds:schemaRefs>
-    <ds:schemaRef ds:uri="http://schemas.microsoft.com/sharepoint/v3/contenttype/forms"/>
-  </ds:schemaRefs>
-</ds:datastoreItem>
-</file>
-
-<file path=customXml/itemProps3.xml><?xml version="1.0" encoding="utf-8"?>
 <ds:datastoreItem xmlns:ds="http://schemas.openxmlformats.org/officeDocument/2006/customXml" ds:itemID="{94CFB702-9C76-4C98-BCB1-FF31686087A1}">
   <ds:schemaRefs>
     <ds:schemaRef ds:uri="http://schemas.microsoft.com/office/2006/metadata/contentType"/>
@@ -35817,6 +35314,22 @@
 </ds:datastoreItem>
 </file>
 
+<file path=customXml/itemProps2.xml><?xml version="1.0" encoding="utf-8"?>
+<ds:datastoreItem xmlns:ds="http://schemas.openxmlformats.org/officeDocument/2006/customXml" ds:itemID="{9C2CE626-7193-49AD-BC45-D7AF4DFA65A4}">
+  <ds:schemaRefs>
+    <ds:schemaRef ds:uri="http://schemas.microsoft.com/sharepoint/v3/contenttype/forms"/>
+  </ds:schemaRefs>
+</ds:datastoreItem>
+</file>
+
+<file path=customXml/itemProps3.xml><?xml version="1.0" encoding="utf-8"?>
+<ds:datastoreItem xmlns:ds="http://schemas.openxmlformats.org/officeDocument/2006/customXml" ds:itemID="{283A67FA-FB68-40D1-A1FD-BD4AEE599422}">
+  <ds:schemaRefs>
+    <ds:schemaRef ds:uri="http://schemas.microsoft.com/office/2006/metadata/properties"/>
+  </ds:schemaRefs>
+</ds:datastoreItem>
+</file>
+
 <file path=customXml/itemProps4.xml><?xml version="1.0" encoding="utf-8"?>
 <ds:datastoreItem xmlns:ds="http://schemas.openxmlformats.org/officeDocument/2006/customXml" ds:itemID="{0694A551-2EE6-4CF2-8171-91033EC66AF8}">
   <ds:schemaRefs>
